--- a/Fintech_Variant6_Report.docx
+++ b/Fintech_Variant6_Report.docx
@@ -30,7 +30,7 @@
     </w:p>
     <w:p>
       <w:r>
-        <w:t>Мы исследовали, различается ли реакция ставок новых кредитов на ускорение и замедление инфляции, и сравнили линейные модели с градиентным бустингом. Анализ выполнен отдельно для бизнеса и физических лиц на месячных данных Казахстана за 2016–2025 годы. Отчёт основан на коде и результатах из репозитория fintech-nbk-rates, коммит 20ce2c0.</w:t>
+        <w:t>Мы исследовали, различается ли реакция ставок новых кредитов на рост и снижение инфляции, и сравнили линейные модели с градиентным бустингом. Анализ выполнен отдельно для бизнеса и физических лиц на месячных данных Казахстана за 2016–2025 годы. Отчёт отражает исправленный расчёт из results/reproduced репозитория fintech-nbk-rates.</w:t>
       </w:r>
     </w:p>
     <w:p>
@@ -40,7 +40,7 @@
     </w:p>
     <w:p>
       <w:r>
-        <w:t>По минимальной ошибке на валидации для бизнеса выбран прогноз нулевого изменения ставки, а для физических лиц — LightGBM. На тесте RMSE составила соответственно 0,3163 и 1,2342 процентного пункта. R² выбранных моделей равен −0,1196 и 0,0306. Эти значения не подтверждают высокую прогнозную точность.</w:t>
+        <w:t>По минимальной RMSE на валидации для обеих групп выбран LightGBM. На тесте RMSE составила 0,3069 п.п. для бизнеса и 1,2652 п.п. для физических лиц; R² — −0,0539 и −0,0188. Выбранный бустинг уступил асимметричной OLS у бизнеса и нулевому прогнозу у физлиц. Результаты не подтверждают высокую прогнозную точность.</w:t>
       </w:r>
     </w:p>
     <w:p>
@@ -62,13 +62,9 @@
       </w:r>
     </w:p>
     <w:p>
-      <w:r>
-        <w:br w:type="page"/>
-      </w:r>
-    </w:p>
-    <w:p>
       <w:pPr>
         <w:pStyle w:val="Heading1"/>
+        <w:pageBreakBefore/>
       </w:pPr>
       <w:r>
         <w:t>1 Данные и исследовательский анализ</w:t>
@@ -86,13 +82,13 @@
         <w:tblLook w:firstColumn="1" w:firstRow="1" w:lastColumn="0" w:lastRow="0" w:noHBand="0" w:noVBand="1" w:val="04A0"/>
       </w:tblPr>
       <w:tblGrid>
-        <w:gridCol w:w="4968"/>
-        <w:gridCol w:w="4968"/>
+        <w:gridCol w:w="3024"/>
+        <w:gridCol w:w="6624"/>
       </w:tblGrid>
       <w:tr>
         <w:tc>
           <w:tcPr>
-            <w:tcW w:type="dxa" w:w="4968"/>
+            <w:tcW w:type="dxa" w:w="3024"/>
             <w:tcBorders>
               <w:top w:val="single" w:sz="4" w:color="D9D9D9"/>
               <w:left w:val="single" w:sz="4" w:color="D9D9D9"/>
@@ -100,6 +96,13 @@
               <w:right w:val="single" w:sz="4" w:color="D9D9D9"/>
             </w:tcBorders>
             <w:shd w:fill="E7EDF3"/>
+            <w:tcBorders>
+              <w:top w:val="single" w:sz="4" w:color="D9D9D9"/>
+              <w:left w:val="single" w:sz="4" w:color="D9D9D9"/>
+              <w:bottom w:val="single" w:sz="4" w:color="D9D9D9"/>
+              <w:right w:val="single" w:sz="4" w:color="D9D9D9"/>
+            </w:tcBorders>
+            <w:shd w:fill="E7EEF5"/>
           </w:tcPr>
           <w:p>
             <w:pPr>
@@ -108,7 +111,8 @@
             <w:r>
               <w:rPr>
                 <w:b/>
-                <w:sz w:val="20"/>
+                <w:color w:val="000000"/>
+                <w:sz w:val="18"/>
               </w:rPr>
               <w:t>Поле</w:t>
             </w:r>
@@ -116,7 +120,7 @@
         </w:tc>
         <w:tc>
           <w:tcPr>
-            <w:tcW w:type="dxa" w:w="4968"/>
+            <w:tcW w:type="dxa" w:w="6624"/>
             <w:tcBorders>
               <w:top w:val="single" w:sz="4" w:color="D9D9D9"/>
               <w:left w:val="single" w:sz="4" w:color="D9D9D9"/>
@@ -124,6 +128,13 @@
               <w:right w:val="single" w:sz="4" w:color="D9D9D9"/>
             </w:tcBorders>
             <w:shd w:fill="E7EDF3"/>
+            <w:tcBorders>
+              <w:top w:val="single" w:sz="4" w:color="D9D9D9"/>
+              <w:left w:val="single" w:sz="4" w:color="D9D9D9"/>
+              <w:bottom w:val="single" w:sz="4" w:color="D9D9D9"/>
+              <w:right w:val="single" w:sz="4" w:color="D9D9D9"/>
+            </w:tcBorders>
+            <w:shd w:fill="E7EEF5"/>
           </w:tcPr>
           <w:p>
             <w:pPr>
@@ -132,7 +143,8 @@
             <w:r>
               <w:rPr>
                 <w:b/>
-                <w:sz w:val="20"/>
+                <w:color w:val="000000"/>
+                <w:sz w:val="18"/>
               </w:rPr>
               <w:t>Экономическое содержание</w:t>
             </w:r>
@@ -142,7 +154,13 @@
       <w:tr>
         <w:tc>
           <w:tcPr>
-            <w:tcW w:type="dxa" w:w="4968"/>
+            <w:tcW w:type="dxa" w:w="3024"/>
+            <w:tcBorders>
+              <w:top w:val="single" w:sz="4" w:color="D9D9D9"/>
+              <w:left w:val="single" w:sz="4" w:color="D9D9D9"/>
+              <w:bottom w:val="single" w:sz="4" w:color="D9D9D9"/>
+              <w:right w:val="single" w:sz="4" w:color="D9D9D9"/>
+            </w:tcBorders>
             <w:tcBorders>
               <w:top w:val="single" w:sz="4" w:color="D9D9D9"/>
               <w:left w:val="single" w:sz="4" w:color="D9D9D9"/>
@@ -157,7 +175,8 @@
             <w:r>
               <w:rPr>
                 <w:b w:val="0"/>
-                <w:sz w:val="20"/>
+                <w:color w:val="000000"/>
+                <w:sz w:val="18"/>
               </w:rPr>
               <w:t>month</w:t>
             </w:r>
@@ -165,7 +184,13 @@
         </w:tc>
         <w:tc>
           <w:tcPr>
-            <w:tcW w:type="dxa" w:w="4968"/>
+            <w:tcW w:type="dxa" w:w="6624"/>
+            <w:tcBorders>
+              <w:top w:val="single" w:sz="4" w:color="D9D9D9"/>
+              <w:left w:val="single" w:sz="4" w:color="D9D9D9"/>
+              <w:bottom w:val="single" w:sz="4" w:color="D9D9D9"/>
+              <w:right w:val="single" w:sz="4" w:color="D9D9D9"/>
+            </w:tcBorders>
             <w:tcBorders>
               <w:top w:val="single" w:sz="4" w:color="D9D9D9"/>
               <w:left w:val="single" w:sz="4" w:color="D9D9D9"/>
@@ -180,7 +205,8 @@
             <w:r>
               <w:rPr>
                 <w:b w:val="0"/>
-                <w:sz w:val="20"/>
+                <w:color w:val="000000"/>
+                <w:sz w:val="18"/>
               </w:rPr>
               <w:t>Месяц наблюдения</w:t>
             </w:r>
@@ -190,7 +216,13 @@
       <w:tr>
         <w:tc>
           <w:tcPr>
-            <w:tcW w:type="dxa" w:w="4968"/>
+            <w:tcW w:type="dxa" w:w="3024"/>
+            <w:tcBorders>
+              <w:top w:val="single" w:sz="4" w:color="D9D9D9"/>
+              <w:left w:val="single" w:sz="4" w:color="D9D9D9"/>
+              <w:bottom w:val="single" w:sz="4" w:color="D9D9D9"/>
+              <w:right w:val="single" w:sz="4" w:color="D9D9D9"/>
+            </w:tcBorders>
             <w:tcBorders>
               <w:top w:val="single" w:sz="4" w:color="D9D9D9"/>
               <w:left w:val="single" w:sz="4" w:color="D9D9D9"/>
@@ -205,7 +237,8 @@
             <w:r>
               <w:rPr>
                 <w:b w:val="0"/>
-                <w:sz w:val="20"/>
+                <w:color w:val="000000"/>
+                <w:sz w:val="18"/>
               </w:rPr>
               <w:t>loan_business_pct</w:t>
             </w:r>
@@ -213,7 +246,13 @@
         </w:tc>
         <w:tc>
           <w:tcPr>
-            <w:tcW w:type="dxa" w:w="4968"/>
+            <w:tcW w:type="dxa" w:w="6624"/>
+            <w:tcBorders>
+              <w:top w:val="single" w:sz="4" w:color="D9D9D9"/>
+              <w:left w:val="single" w:sz="4" w:color="D9D9D9"/>
+              <w:bottom w:val="single" w:sz="4" w:color="D9D9D9"/>
+              <w:right w:val="single" w:sz="4" w:color="D9D9D9"/>
+            </w:tcBorders>
             <w:tcBorders>
               <w:top w:val="single" w:sz="4" w:color="D9D9D9"/>
               <w:left w:val="single" w:sz="4" w:color="D9D9D9"/>
@@ -228,7 +267,8 @@
             <w:r>
               <w:rPr>
                 <w:b w:val="0"/>
-                <w:sz w:val="20"/>
+                <w:color w:val="000000"/>
+                <w:sz w:val="18"/>
               </w:rPr>
               <w:t>Ставка новых кредитов юридическим лицам в тенге, %</w:t>
             </w:r>
@@ -238,7 +278,13 @@
       <w:tr>
         <w:tc>
           <w:tcPr>
-            <w:tcW w:type="dxa" w:w="4968"/>
+            <w:tcW w:type="dxa" w:w="3024"/>
+            <w:tcBorders>
+              <w:top w:val="single" w:sz="4" w:color="D9D9D9"/>
+              <w:left w:val="single" w:sz="4" w:color="D9D9D9"/>
+              <w:bottom w:val="single" w:sz="4" w:color="D9D9D9"/>
+              <w:right w:val="single" w:sz="4" w:color="D9D9D9"/>
+            </w:tcBorders>
             <w:tcBorders>
               <w:top w:val="single" w:sz="4" w:color="D9D9D9"/>
               <w:left w:val="single" w:sz="4" w:color="D9D9D9"/>
@@ -253,7 +299,8 @@
             <w:r>
               <w:rPr>
                 <w:b w:val="0"/>
-                <w:sz w:val="20"/>
+                <w:color w:val="000000"/>
+                <w:sz w:val="18"/>
               </w:rPr>
               <w:t>loan_households_pct</w:t>
             </w:r>
@@ -261,7 +308,13 @@
         </w:tc>
         <w:tc>
           <w:tcPr>
-            <w:tcW w:type="dxa" w:w="4968"/>
+            <w:tcW w:type="dxa" w:w="6624"/>
+            <w:tcBorders>
+              <w:top w:val="single" w:sz="4" w:color="D9D9D9"/>
+              <w:left w:val="single" w:sz="4" w:color="D9D9D9"/>
+              <w:bottom w:val="single" w:sz="4" w:color="D9D9D9"/>
+              <w:right w:val="single" w:sz="4" w:color="D9D9D9"/>
+            </w:tcBorders>
             <w:tcBorders>
               <w:top w:val="single" w:sz="4" w:color="D9D9D9"/>
               <w:left w:val="single" w:sz="4" w:color="D9D9D9"/>
@@ -276,7 +329,8 @@
             <w:r>
               <w:rPr>
                 <w:b w:val="0"/>
-                <w:sz w:val="20"/>
+                <w:color w:val="000000"/>
+                <w:sz w:val="18"/>
               </w:rPr>
               <w:t>Ставка новых кредитов физлицам, включая ИП, в тенге, %</w:t>
             </w:r>
@@ -286,7 +340,13 @@
       <w:tr>
         <w:tc>
           <w:tcPr>
-            <w:tcW w:type="dxa" w:w="4968"/>
+            <w:tcW w:type="dxa" w:w="3024"/>
+            <w:tcBorders>
+              <w:top w:val="single" w:sz="4" w:color="D9D9D9"/>
+              <w:left w:val="single" w:sz="4" w:color="D9D9D9"/>
+              <w:bottom w:val="single" w:sz="4" w:color="D9D9D9"/>
+              <w:right w:val="single" w:sz="4" w:color="D9D9D9"/>
+            </w:tcBorders>
             <w:tcBorders>
               <w:top w:val="single" w:sz="4" w:color="D9D9D9"/>
               <w:left w:val="single" w:sz="4" w:color="D9D9D9"/>
@@ -301,7 +361,8 @@
             <w:r>
               <w:rPr>
                 <w:b w:val="0"/>
-                <w:sz w:val="20"/>
+                <w:color w:val="000000"/>
+                <w:sz w:val="18"/>
               </w:rPr>
               <w:t>inflation_mom_pct</w:t>
             </w:r>
@@ -309,7 +370,13 @@
         </w:tc>
         <w:tc>
           <w:tcPr>
-            <w:tcW w:type="dxa" w:w="4968"/>
+            <w:tcW w:type="dxa" w:w="6624"/>
+            <w:tcBorders>
+              <w:top w:val="single" w:sz="4" w:color="D9D9D9"/>
+              <w:left w:val="single" w:sz="4" w:color="D9D9D9"/>
+              <w:bottom w:val="single" w:sz="4" w:color="D9D9D9"/>
+              <w:right w:val="single" w:sz="4" w:color="D9D9D9"/>
+            </w:tcBorders>
             <w:tcBorders>
               <w:top w:val="single" w:sz="4" w:color="D9D9D9"/>
               <w:left w:val="single" w:sz="4" w:color="D9D9D9"/>
@@ -324,7 +391,8 @@
             <w:r>
               <w:rPr>
                 <w:b w:val="0"/>
-                <w:sz w:val="20"/>
+                <w:color w:val="000000"/>
+                <w:sz w:val="18"/>
               </w:rPr>
               <w:t>Инфляция к предыдущему месяцу, %</w:t>
             </w:r>
@@ -334,7 +402,13 @@
       <w:tr>
         <w:tc>
           <w:tcPr>
-            <w:tcW w:type="dxa" w:w="4968"/>
+            <w:tcW w:type="dxa" w:w="3024"/>
+            <w:tcBorders>
+              <w:top w:val="single" w:sz="4" w:color="D9D9D9"/>
+              <w:left w:val="single" w:sz="4" w:color="D9D9D9"/>
+              <w:bottom w:val="single" w:sz="4" w:color="D9D9D9"/>
+              <w:right w:val="single" w:sz="4" w:color="D9D9D9"/>
+            </w:tcBorders>
             <w:tcBorders>
               <w:top w:val="single" w:sz="4" w:color="D9D9D9"/>
               <w:left w:val="single" w:sz="4" w:color="D9D9D9"/>
@@ -349,7 +423,8 @@
             <w:r>
               <w:rPr>
                 <w:b w:val="0"/>
-                <w:sz w:val="20"/>
+                <w:color w:val="000000"/>
+                <w:sz w:val="18"/>
               </w:rPr>
               <w:t>inflation_yoy_pct</w:t>
             </w:r>
@@ -357,7 +432,13 @@
         </w:tc>
         <w:tc>
           <w:tcPr>
-            <w:tcW w:type="dxa" w:w="4968"/>
+            <w:tcW w:type="dxa" w:w="6624"/>
+            <w:tcBorders>
+              <w:top w:val="single" w:sz="4" w:color="D9D9D9"/>
+              <w:left w:val="single" w:sz="4" w:color="D9D9D9"/>
+              <w:bottom w:val="single" w:sz="4" w:color="D9D9D9"/>
+              <w:right w:val="single" w:sz="4" w:color="D9D9D9"/>
+            </w:tcBorders>
             <w:tcBorders>
               <w:top w:val="single" w:sz="4" w:color="D9D9D9"/>
               <w:left w:val="single" w:sz="4" w:color="D9D9D9"/>
@@ -372,7 +453,8 @@
             <w:r>
               <w:rPr>
                 <w:b w:val="0"/>
-                <w:sz w:val="20"/>
+                <w:color w:val="000000"/>
+                <w:sz w:val="18"/>
               </w:rPr>
               <w:t>Инфляция к соответствующему месяцу прошлого года, %</w:t>
             </w:r>
@@ -382,7 +464,13 @@
       <w:tr>
         <w:tc>
           <w:tcPr>
-            <w:tcW w:type="dxa" w:w="4968"/>
+            <w:tcW w:type="dxa" w:w="3024"/>
+            <w:tcBorders>
+              <w:top w:val="single" w:sz="4" w:color="D9D9D9"/>
+              <w:left w:val="single" w:sz="4" w:color="D9D9D9"/>
+              <w:bottom w:val="single" w:sz="4" w:color="D9D9D9"/>
+              <w:right w:val="single" w:sz="4" w:color="D9D9D9"/>
+            </w:tcBorders>
             <w:tcBorders>
               <w:top w:val="single" w:sz="4" w:color="D9D9D9"/>
               <w:left w:val="single" w:sz="4" w:color="D9D9D9"/>
@@ -397,7 +485,8 @@
             <w:r>
               <w:rPr>
                 <w:b w:val="0"/>
-                <w:sz w:val="20"/>
+                <w:color w:val="000000"/>
+                <w:sz w:val="18"/>
               </w:rPr>
               <w:t>base_rate_pct</w:t>
             </w:r>
@@ -405,7 +494,13 @@
         </w:tc>
         <w:tc>
           <w:tcPr>
-            <w:tcW w:type="dxa" w:w="4968"/>
+            <w:tcW w:type="dxa" w:w="6624"/>
+            <w:tcBorders>
+              <w:top w:val="single" w:sz="4" w:color="D9D9D9"/>
+              <w:left w:val="single" w:sz="4" w:color="D9D9D9"/>
+              <w:bottom w:val="single" w:sz="4" w:color="D9D9D9"/>
+              <w:right w:val="single" w:sz="4" w:color="D9D9D9"/>
+            </w:tcBorders>
             <w:tcBorders>
               <w:top w:val="single" w:sz="4" w:color="D9D9D9"/>
               <w:left w:val="single" w:sz="4" w:color="D9D9D9"/>
@@ -420,7 +515,8 @@
             <w:r>
               <w:rPr>
                 <w:b w:val="0"/>
-                <w:sz w:val="20"/>
+                <w:color w:val="000000"/>
+                <w:sz w:val="18"/>
               </w:rPr>
               <w:t>Средняя за месяц базовая ставка, %</w:t>
             </w:r>
@@ -430,7 +526,13 @@
       <w:tr>
         <w:tc>
           <w:tcPr>
-            <w:tcW w:type="dxa" w:w="4968"/>
+            <w:tcW w:type="dxa" w:w="3024"/>
+            <w:tcBorders>
+              <w:top w:val="single" w:sz="4" w:color="D9D9D9"/>
+              <w:left w:val="single" w:sz="4" w:color="D9D9D9"/>
+              <w:bottom w:val="single" w:sz="4" w:color="D9D9D9"/>
+              <w:right w:val="single" w:sz="4" w:color="D9D9D9"/>
+            </w:tcBorders>
             <w:tcBorders>
               <w:top w:val="single" w:sz="4" w:color="D9D9D9"/>
               <w:left w:val="single" w:sz="4" w:color="D9D9D9"/>
@@ -445,7 +547,8 @@
             <w:r>
               <w:rPr>
                 <w:b w:val="0"/>
-                <w:sz w:val="20"/>
+                <w:color w:val="000000"/>
+                <w:sz w:val="18"/>
               </w:rPr>
               <w:t>Y_business_change_pp</w:t>
             </w:r>
@@ -453,7 +556,13 @@
         </w:tc>
         <w:tc>
           <w:tcPr>
-            <w:tcW w:type="dxa" w:w="4968"/>
+            <w:tcW w:type="dxa" w:w="6624"/>
+            <w:tcBorders>
+              <w:top w:val="single" w:sz="4" w:color="D9D9D9"/>
+              <w:left w:val="single" w:sz="4" w:color="D9D9D9"/>
+              <w:bottom w:val="single" w:sz="4" w:color="D9D9D9"/>
+              <w:right w:val="single" w:sz="4" w:color="D9D9D9"/>
+            </w:tcBorders>
             <w:tcBorders>
               <w:top w:val="single" w:sz="4" w:color="D9D9D9"/>
               <w:left w:val="single" w:sz="4" w:color="D9D9D9"/>
@@ -468,7 +577,8 @@
             <w:r>
               <w:rPr>
                 <w:b w:val="0"/>
-                <w:sz w:val="20"/>
+                <w:color w:val="000000"/>
+                <w:sz w:val="18"/>
               </w:rPr>
               <w:t>Месячное изменение ставки бизнеса, п.п.</w:t>
             </w:r>
@@ -478,7 +588,13 @@
       <w:tr>
         <w:tc>
           <w:tcPr>
-            <w:tcW w:type="dxa" w:w="4968"/>
+            <w:tcW w:type="dxa" w:w="3024"/>
+            <w:tcBorders>
+              <w:top w:val="single" w:sz="4" w:color="D9D9D9"/>
+              <w:left w:val="single" w:sz="4" w:color="D9D9D9"/>
+              <w:bottom w:val="single" w:sz="4" w:color="D9D9D9"/>
+              <w:right w:val="single" w:sz="4" w:color="D9D9D9"/>
+            </w:tcBorders>
             <w:tcBorders>
               <w:top w:val="single" w:sz="4" w:color="D9D9D9"/>
               <w:left w:val="single" w:sz="4" w:color="D9D9D9"/>
@@ -493,7 +609,8 @@
             <w:r>
               <w:rPr>
                 <w:b w:val="0"/>
-                <w:sz w:val="20"/>
+                <w:color w:val="000000"/>
+                <w:sz w:val="18"/>
               </w:rPr>
               <w:t>Y_households_change_pp</w:t>
             </w:r>
@@ -501,7 +618,13 @@
         </w:tc>
         <w:tc>
           <w:tcPr>
-            <w:tcW w:type="dxa" w:w="4968"/>
+            <w:tcW w:type="dxa" w:w="6624"/>
+            <w:tcBorders>
+              <w:top w:val="single" w:sz="4" w:color="D9D9D9"/>
+              <w:left w:val="single" w:sz="4" w:color="D9D9D9"/>
+              <w:bottom w:val="single" w:sz="4" w:color="D9D9D9"/>
+              <w:right w:val="single" w:sz="4" w:color="D9D9D9"/>
+            </w:tcBorders>
             <w:tcBorders>
               <w:top w:val="single" w:sz="4" w:color="D9D9D9"/>
               <w:left w:val="single" w:sz="4" w:color="D9D9D9"/>
@@ -516,7 +639,8 @@
             <w:r>
               <w:rPr>
                 <w:b w:val="0"/>
-                <w:sz w:val="20"/>
+                <w:color w:val="000000"/>
+                <w:sz w:val="18"/>
               </w:rPr>
               <w:t>Месячное изменение ставки физлиц, п.п.</w:t>
             </w:r>
@@ -541,13 +665,9 @@
       </w:r>
     </w:p>
     <w:p>
-      <w:r>
-        <w:br w:type="page"/>
-      </w:r>
-    </w:p>
-    <w:p>
       <w:pPr>
         <w:pStyle w:val="Heading1"/>
+        <w:pageBreakBefore/>
       </w:pPr>
       <w:r>
         <w:t>2 Признаки и базовые модели</w:t>
@@ -565,13 +685,13 @@
         <w:tblLook w:firstColumn="1" w:firstRow="1" w:lastColumn="0" w:lastRow="0" w:noHBand="0" w:noVBand="1" w:val="04A0"/>
       </w:tblPr>
       <w:tblGrid>
-        <w:gridCol w:w="4968"/>
-        <w:gridCol w:w="4968"/>
+        <w:gridCol w:w="2160"/>
+        <w:gridCol w:w="7488"/>
       </w:tblGrid>
       <w:tr>
         <w:tc>
           <w:tcPr>
-            <w:tcW w:type="dxa" w:w="4968"/>
+            <w:tcW w:type="dxa" w:w="2160"/>
             <w:tcBorders>
               <w:top w:val="single" w:sz="4" w:color="D9D9D9"/>
               <w:left w:val="single" w:sz="4" w:color="D9D9D9"/>
@@ -579,6 +699,13 @@
               <w:right w:val="single" w:sz="4" w:color="D9D9D9"/>
             </w:tcBorders>
             <w:shd w:fill="E7EDF3"/>
+            <w:tcBorders>
+              <w:top w:val="single" w:sz="4" w:color="D9D9D9"/>
+              <w:left w:val="single" w:sz="4" w:color="D9D9D9"/>
+              <w:bottom w:val="single" w:sz="4" w:color="D9D9D9"/>
+              <w:right w:val="single" w:sz="4" w:color="D9D9D9"/>
+            </w:tcBorders>
+            <w:shd w:fill="E7EEF5"/>
           </w:tcPr>
           <w:p>
             <w:pPr>
@@ -587,7 +714,8 @@
             <w:r>
               <w:rPr>
                 <w:b/>
-                <w:sz w:val="20"/>
+                <w:color w:val="000000"/>
+                <w:sz w:val="18"/>
               </w:rPr>
               <w:t>Блок</w:t>
             </w:r>
@@ -595,7 +723,7 @@
         </w:tc>
         <w:tc>
           <w:tcPr>
-            <w:tcW w:type="dxa" w:w="4968"/>
+            <w:tcW w:type="dxa" w:w="7488"/>
             <w:tcBorders>
               <w:top w:val="single" w:sz="4" w:color="D9D9D9"/>
               <w:left w:val="single" w:sz="4" w:color="D9D9D9"/>
@@ -603,6 +731,13 @@
               <w:right w:val="single" w:sz="4" w:color="D9D9D9"/>
             </w:tcBorders>
             <w:shd w:fill="E7EDF3"/>
+            <w:tcBorders>
+              <w:top w:val="single" w:sz="4" w:color="D9D9D9"/>
+              <w:left w:val="single" w:sz="4" w:color="D9D9D9"/>
+              <w:bottom w:val="single" w:sz="4" w:color="D9D9D9"/>
+              <w:right w:val="single" w:sz="4" w:color="D9D9D9"/>
+            </w:tcBorders>
+            <w:shd w:fill="E7EEF5"/>
           </w:tcPr>
           <w:p>
             <w:pPr>
@@ -611,7 +746,8 @@
             <w:r>
               <w:rPr>
                 <w:b/>
-                <w:sz w:val="20"/>
+                <w:color w:val="000000"/>
+                <w:sz w:val="18"/>
               </w:rPr>
               <w:t>Признаки</w:t>
             </w:r>
@@ -621,7 +757,13 @@
       <w:tr>
         <w:tc>
           <w:tcPr>
-            <w:tcW w:type="dxa" w:w="4968"/>
+            <w:tcW w:type="dxa" w:w="2160"/>
+            <w:tcBorders>
+              <w:top w:val="single" w:sz="4" w:color="D9D9D9"/>
+              <w:left w:val="single" w:sz="4" w:color="D9D9D9"/>
+              <w:bottom w:val="single" w:sz="4" w:color="D9D9D9"/>
+              <w:right w:val="single" w:sz="4" w:color="D9D9D9"/>
+            </w:tcBorders>
             <w:tcBorders>
               <w:top w:val="single" w:sz="4" w:color="D9D9D9"/>
               <w:left w:val="single" w:sz="4" w:color="D9D9D9"/>
@@ -636,7 +778,8 @@
             <w:r>
               <w:rPr>
                 <w:b w:val="0"/>
-                <w:sz w:val="20"/>
+                <w:color w:val="000000"/>
+                <w:sz w:val="18"/>
               </w:rPr>
               <w:t>Инфляция</w:t>
             </w:r>
@@ -644,7 +787,13 @@
         </w:tc>
         <w:tc>
           <w:tcPr>
-            <w:tcW w:type="dxa" w:w="4968"/>
+            <w:tcW w:type="dxa" w:w="7488"/>
+            <w:tcBorders>
+              <w:top w:val="single" w:sz="4" w:color="D9D9D9"/>
+              <w:left w:val="single" w:sz="4" w:color="D9D9D9"/>
+              <w:bottom w:val="single" w:sz="4" w:color="D9D9D9"/>
+              <w:right w:val="single" w:sz="4" w:color="D9D9D9"/>
+            </w:tcBorders>
             <w:tcBorders>
               <w:top w:val="single" w:sz="4" w:color="D9D9D9"/>
               <w:left w:val="single" w:sz="4" w:color="D9D9D9"/>
@@ -659,7 +808,8 @@
             <w:r>
               <w:rPr>
                 <w:b w:val="0"/>
-                <w:sz w:val="20"/>
+                <w:color w:val="000000"/>
+                <w:sz w:val="18"/>
               </w:rPr>
               <w:t>Годовая и месячная инфляция; изменение годовой инфляции; положительная и отрицательная части изменения; среднее и стандартное отклонение за три месяца</w:t>
             </w:r>
@@ -669,7 +819,13 @@
       <w:tr>
         <w:tc>
           <w:tcPr>
-            <w:tcW w:type="dxa" w:w="4968"/>
+            <w:tcW w:type="dxa" w:w="2160"/>
+            <w:tcBorders>
+              <w:top w:val="single" w:sz="4" w:color="D9D9D9"/>
+              <w:left w:val="single" w:sz="4" w:color="D9D9D9"/>
+              <w:bottom w:val="single" w:sz="4" w:color="D9D9D9"/>
+              <w:right w:val="single" w:sz="4" w:color="D9D9D9"/>
+            </w:tcBorders>
             <w:tcBorders>
               <w:top w:val="single" w:sz="4" w:color="D9D9D9"/>
               <w:left w:val="single" w:sz="4" w:color="D9D9D9"/>
@@ -684,7 +840,8 @@
             <w:r>
               <w:rPr>
                 <w:b w:val="0"/>
-                <w:sz w:val="20"/>
+                <w:color w:val="000000"/>
+                <w:sz w:val="18"/>
               </w:rPr>
               <w:t>Денежная политика</w:t>
             </w:r>
@@ -692,7 +849,13 @@
         </w:tc>
         <w:tc>
           <w:tcPr>
-            <w:tcW w:type="dxa" w:w="4968"/>
+            <w:tcW w:type="dxa" w:w="7488"/>
+            <w:tcBorders>
+              <w:top w:val="single" w:sz="4" w:color="D9D9D9"/>
+              <w:left w:val="single" w:sz="4" w:color="D9D9D9"/>
+              <w:bottom w:val="single" w:sz="4" w:color="D9D9D9"/>
+              <w:right w:val="single" w:sz="4" w:color="D9D9D9"/>
+            </w:tcBorders>
             <w:tcBorders>
               <w:top w:val="single" w:sz="4" w:color="D9D9D9"/>
               <w:left w:val="single" w:sz="4" w:color="D9D9D9"/>
@@ -707,7 +870,8 @@
             <w:r>
               <w:rPr>
                 <w:b w:val="0"/>
-                <w:sz w:val="20"/>
+                <w:color w:val="000000"/>
+                <w:sz w:val="18"/>
               </w:rPr>
               <w:t>Базовая ставка; её изменение; разность базовой ставки и годовой инфляции</w:t>
             </w:r>
@@ -717,7 +881,13 @@
       <w:tr>
         <w:tc>
           <w:tcPr>
-            <w:tcW w:type="dxa" w:w="4968"/>
+            <w:tcW w:type="dxa" w:w="2160"/>
+            <w:tcBorders>
+              <w:top w:val="single" w:sz="4" w:color="D9D9D9"/>
+              <w:left w:val="single" w:sz="4" w:color="D9D9D9"/>
+              <w:bottom w:val="single" w:sz="4" w:color="D9D9D9"/>
+              <w:right w:val="single" w:sz="4" w:color="D9D9D9"/>
+            </w:tcBorders>
             <w:tcBorders>
               <w:top w:val="single" w:sz="4" w:color="D9D9D9"/>
               <w:left w:val="single" w:sz="4" w:color="D9D9D9"/>
@@ -732,7 +902,8 @@
             <w:r>
               <w:rPr>
                 <w:b w:val="0"/>
-                <w:sz w:val="20"/>
+                <w:color w:val="000000"/>
+                <w:sz w:val="18"/>
               </w:rPr>
               <w:t>Кредитные ставки</w:t>
             </w:r>
@@ -740,7 +911,13 @@
         </w:tc>
         <w:tc>
           <w:tcPr>
-            <w:tcW w:type="dxa" w:w="4968"/>
+            <w:tcW w:type="dxa" w:w="7488"/>
+            <w:tcBorders>
+              <w:top w:val="single" w:sz="4" w:color="D9D9D9"/>
+              <w:left w:val="single" w:sz="4" w:color="D9D9D9"/>
+              <w:bottom w:val="single" w:sz="4" w:color="D9D9D9"/>
+              <w:right w:val="single" w:sz="4" w:color="D9D9D9"/>
+            </w:tcBorders>
             <w:tcBorders>
               <w:top w:val="single" w:sz="4" w:color="D9D9D9"/>
               <w:left w:val="single" w:sz="4" w:color="D9D9D9"/>
@@ -755,7 +932,8 @@
             <w:r>
               <w:rPr>
                 <w:b w:val="0"/>
-                <w:sz w:val="20"/>
+                <w:color w:val="000000"/>
+                <w:sz w:val="18"/>
               </w:rPr>
               <w:t>Уровень ставки; изменения с лагами 2 и 3; среднее и стандартное отклонение изменений за три месяца; разность кредитной и базовой ставок</w:t>
             </w:r>
@@ -766,7 +944,7 @@
     <w:p/>
     <w:p>
       <w:r>
-        <w:t>Скользящие характеристики рассчитаны по трём месяцам и затем сдвинуты на два месяца. Начальные строки без достаточной истории исключаются из обучения. Проверка неизменности признаков при добавлении будущих строк контролирует отсутствие прямого использования будущих значений при их построении.</w:t>
+        <w:t>Календарное разбиение 70/15/15 даёт 84/18/18 месяцев. После создания лагов исключены начальные строки; декабрь 2022 и июнь 2024 оставлены как временные зазоры. Итог — 79/17/18 наблюдений. Скользящие характеристики рассчитаны по трём месяцам со сдвигом на два. Проверка признаков при добавлении будущих строк контролирует отсутствие прямого использования будущих значений.</w:t>
       </w:r>
     </w:p>
     <w:tbl>
@@ -776,14 +954,14 @@
         <w:tblLook w:firstColumn="1" w:firstRow="1" w:lastColumn="0" w:lastRow="0" w:noHBand="0" w:noVBand="1" w:val="04A0"/>
       </w:tblPr>
       <w:tblGrid>
-        <w:gridCol w:w="3312"/>
-        <w:gridCol w:w="3312"/>
-        <w:gridCol w:w="3312"/>
+        <w:gridCol w:w="1872"/>
+        <w:gridCol w:w="5328"/>
+        <w:gridCol w:w="2448"/>
       </w:tblGrid>
       <w:tr>
         <w:tc>
           <w:tcPr>
-            <w:tcW w:type="dxa" w:w="3312"/>
+            <w:tcW w:type="dxa" w:w="1872"/>
             <w:tcBorders>
               <w:top w:val="single" w:sz="4" w:color="D9D9D9"/>
               <w:left w:val="single" w:sz="4" w:color="D9D9D9"/>
@@ -791,6 +969,13 @@
               <w:right w:val="single" w:sz="4" w:color="D9D9D9"/>
             </w:tcBorders>
             <w:shd w:fill="E7EDF3"/>
+            <w:tcBorders>
+              <w:top w:val="single" w:sz="4" w:color="D9D9D9"/>
+              <w:left w:val="single" w:sz="4" w:color="D9D9D9"/>
+              <w:bottom w:val="single" w:sz="4" w:color="D9D9D9"/>
+              <w:right w:val="single" w:sz="4" w:color="D9D9D9"/>
+            </w:tcBorders>
+            <w:shd w:fill="E7EEF5"/>
           </w:tcPr>
           <w:p>
             <w:pPr>
@@ -799,7 +984,8 @@
             <w:r>
               <w:rPr>
                 <w:b/>
-                <w:sz w:val="20"/>
+                <w:color w:val="000000"/>
+                <w:sz w:val="18"/>
               </w:rPr>
               <w:t>Выборка</w:t>
             </w:r>
@@ -807,7 +993,7 @@
         </w:tc>
         <w:tc>
           <w:tcPr>
-            <w:tcW w:type="dxa" w:w="3312"/>
+            <w:tcW w:type="dxa" w:w="5328"/>
             <w:tcBorders>
               <w:top w:val="single" w:sz="4" w:color="D9D9D9"/>
               <w:left w:val="single" w:sz="4" w:color="D9D9D9"/>
@@ -815,6 +1001,13 @@
               <w:right w:val="single" w:sz="4" w:color="D9D9D9"/>
             </w:tcBorders>
             <w:shd w:fill="E7EDF3"/>
+            <w:tcBorders>
+              <w:top w:val="single" w:sz="4" w:color="D9D9D9"/>
+              <w:left w:val="single" w:sz="4" w:color="D9D9D9"/>
+              <w:bottom w:val="single" w:sz="4" w:color="D9D9D9"/>
+              <w:right w:val="single" w:sz="4" w:color="D9D9D9"/>
+            </w:tcBorders>
+            <w:shd w:fill="E7EEF5"/>
           </w:tcPr>
           <w:p>
             <w:pPr>
@@ -823,7 +1016,8 @@
             <w:r>
               <w:rPr>
                 <w:b/>
-                <w:sz w:val="20"/>
+                <w:color w:val="000000"/>
+                <w:sz w:val="18"/>
               </w:rPr>
               <w:t>Период</w:t>
             </w:r>
@@ -831,7 +1025,7 @@
         </w:tc>
         <w:tc>
           <w:tcPr>
-            <w:tcW w:type="dxa" w:w="3312"/>
+            <w:tcW w:type="dxa" w:w="2448"/>
             <w:tcBorders>
               <w:top w:val="single" w:sz="4" w:color="D9D9D9"/>
               <w:left w:val="single" w:sz="4" w:color="D9D9D9"/>
@@ -839,6 +1033,13 @@
               <w:right w:val="single" w:sz="4" w:color="D9D9D9"/>
             </w:tcBorders>
             <w:shd w:fill="E7EDF3"/>
+            <w:tcBorders>
+              <w:top w:val="single" w:sz="4" w:color="D9D9D9"/>
+              <w:left w:val="single" w:sz="4" w:color="D9D9D9"/>
+              <w:bottom w:val="single" w:sz="4" w:color="D9D9D9"/>
+              <w:right w:val="single" w:sz="4" w:color="D9D9D9"/>
+            </w:tcBorders>
+            <w:shd w:fill="E7EEF5"/>
           </w:tcPr>
           <w:p>
             <w:pPr>
@@ -847,7 +1048,8 @@
             <w:r>
               <w:rPr>
                 <w:b/>
-                <w:sz w:val="20"/>
+                <w:color w:val="000000"/>
+                <w:sz w:val="18"/>
               </w:rPr>
               <w:t>Число месяцев</w:t>
             </w:r>
@@ -857,7 +1059,13 @@
       <w:tr>
         <w:tc>
           <w:tcPr>
-            <w:tcW w:type="dxa" w:w="3312"/>
+            <w:tcW w:type="dxa" w:w="1872"/>
+            <w:tcBorders>
+              <w:top w:val="single" w:sz="4" w:color="D9D9D9"/>
+              <w:left w:val="single" w:sz="4" w:color="D9D9D9"/>
+              <w:bottom w:val="single" w:sz="4" w:color="D9D9D9"/>
+              <w:right w:val="single" w:sz="4" w:color="D9D9D9"/>
+            </w:tcBorders>
             <w:tcBorders>
               <w:top w:val="single" w:sz="4" w:color="D9D9D9"/>
               <w:left w:val="single" w:sz="4" w:color="D9D9D9"/>
@@ -866,13 +1074,10 @@
             </w:tcBorders>
           </w:tcPr>
           <w:p>
-            <w:pPr>
-              <w:spacing w:after="100" w:before="100"/>
-            </w:pPr>
             <w:r>
               <w:rPr>
-                <w:b w:val="0"/>
-                <w:sz w:val="20"/>
+                <w:color w:val="000000"/>
+                <w:sz w:val="18"/>
               </w:rPr>
               <w:t>Обучение</w:t>
             </w:r>
@@ -880,7 +1085,13 @@
         </w:tc>
         <w:tc>
           <w:tcPr>
-            <w:tcW w:type="dxa" w:w="3312"/>
+            <w:tcW w:type="dxa" w:w="5328"/>
+            <w:tcBorders>
+              <w:top w:val="single" w:sz="4" w:color="D9D9D9"/>
+              <w:left w:val="single" w:sz="4" w:color="D9D9D9"/>
+              <w:bottom w:val="single" w:sz="4" w:color="D9D9D9"/>
+              <w:right w:val="single" w:sz="4" w:color="D9D9D9"/>
+            </w:tcBorders>
             <w:tcBorders>
               <w:top w:val="single" w:sz="4" w:color="D9D9D9"/>
               <w:left w:val="single" w:sz="4" w:color="D9D9D9"/>
@@ -889,21 +1100,24 @@
             </w:tcBorders>
           </w:tcPr>
           <w:p>
-            <w:pPr>
-              <w:spacing w:after="100" w:before="100"/>
-            </w:pPr>
             <w:r>
               <w:rPr>
-                <w:b w:val="0"/>
-                <w:sz w:val="20"/>
+                <w:color w:val="000000"/>
+                <w:sz w:val="18"/>
               </w:rPr>
-              <w:t>Январь 2016 — декабрь 2022</w:t>
+              <w:t>Май 2016 — ноябрь 2022</w:t>
             </w:r>
           </w:p>
         </w:tc>
         <w:tc>
           <w:tcPr>
-            <w:tcW w:type="dxa" w:w="3312"/>
+            <w:tcW w:type="dxa" w:w="2448"/>
+            <w:tcBorders>
+              <w:top w:val="single" w:sz="4" w:color="D9D9D9"/>
+              <w:left w:val="single" w:sz="4" w:color="D9D9D9"/>
+              <w:bottom w:val="single" w:sz="4" w:color="D9D9D9"/>
+              <w:right w:val="single" w:sz="4" w:color="D9D9D9"/>
+            </w:tcBorders>
             <w:tcBorders>
               <w:top w:val="single" w:sz="4" w:color="D9D9D9"/>
               <w:left w:val="single" w:sz="4" w:color="D9D9D9"/>
@@ -912,15 +1126,12 @@
             </w:tcBorders>
           </w:tcPr>
           <w:p>
-            <w:pPr>
-              <w:spacing w:after="100" w:before="100"/>
-            </w:pPr>
             <w:r>
               <w:rPr>
-                <w:b w:val="0"/>
-                <w:sz w:val="20"/>
+                <w:color w:val="000000"/>
+                <w:sz w:val="18"/>
               </w:rPr>
-              <w:t>84, после лагов 80</w:t>
+              <w:t>79</w:t>
             </w:r>
           </w:p>
         </w:tc>
@@ -928,7 +1139,13 @@
       <w:tr>
         <w:tc>
           <w:tcPr>
-            <w:tcW w:type="dxa" w:w="3312"/>
+            <w:tcW w:type="dxa" w:w="1872"/>
+            <w:tcBorders>
+              <w:top w:val="single" w:sz="4" w:color="D9D9D9"/>
+              <w:left w:val="single" w:sz="4" w:color="D9D9D9"/>
+              <w:bottom w:val="single" w:sz="4" w:color="D9D9D9"/>
+              <w:right w:val="single" w:sz="4" w:color="D9D9D9"/>
+            </w:tcBorders>
             <w:tcBorders>
               <w:top w:val="single" w:sz="4" w:color="D9D9D9"/>
               <w:left w:val="single" w:sz="4" w:color="D9D9D9"/>
@@ -937,13 +1154,10 @@
             </w:tcBorders>
           </w:tcPr>
           <w:p>
-            <w:pPr>
-              <w:spacing w:after="100" w:before="100"/>
-            </w:pPr>
             <w:r>
               <w:rPr>
-                <w:b w:val="0"/>
-                <w:sz w:val="20"/>
+                <w:color w:val="000000"/>
+                <w:sz w:val="18"/>
               </w:rPr>
               <w:t>Валидация</w:t>
             </w:r>
@@ -951,7 +1165,13 @@
         </w:tc>
         <w:tc>
           <w:tcPr>
-            <w:tcW w:type="dxa" w:w="3312"/>
+            <w:tcW w:type="dxa" w:w="5328"/>
+            <w:tcBorders>
+              <w:top w:val="single" w:sz="4" w:color="D9D9D9"/>
+              <w:left w:val="single" w:sz="4" w:color="D9D9D9"/>
+              <w:bottom w:val="single" w:sz="4" w:color="D9D9D9"/>
+              <w:right w:val="single" w:sz="4" w:color="D9D9D9"/>
+            </w:tcBorders>
             <w:tcBorders>
               <w:top w:val="single" w:sz="4" w:color="D9D9D9"/>
               <w:left w:val="single" w:sz="4" w:color="D9D9D9"/>
@@ -960,21 +1180,24 @@
             </w:tcBorders>
           </w:tcPr>
           <w:p>
-            <w:pPr>
-              <w:spacing w:after="100" w:before="100"/>
-            </w:pPr>
             <w:r>
               <w:rPr>
-                <w:b w:val="0"/>
-                <w:sz w:val="20"/>
+                <w:color w:val="000000"/>
+                <w:sz w:val="18"/>
               </w:rPr>
-              <w:t>Январь 2023 — июнь 2024</w:t>
+              <w:t>Январь 2023 — май 2024</w:t>
             </w:r>
           </w:p>
         </w:tc>
         <w:tc>
           <w:tcPr>
-            <w:tcW w:type="dxa" w:w="3312"/>
+            <w:tcW w:type="dxa" w:w="2448"/>
+            <w:tcBorders>
+              <w:top w:val="single" w:sz="4" w:color="D9D9D9"/>
+              <w:left w:val="single" w:sz="4" w:color="D9D9D9"/>
+              <w:bottom w:val="single" w:sz="4" w:color="D9D9D9"/>
+              <w:right w:val="single" w:sz="4" w:color="D9D9D9"/>
+            </w:tcBorders>
             <w:tcBorders>
               <w:top w:val="single" w:sz="4" w:color="D9D9D9"/>
               <w:left w:val="single" w:sz="4" w:color="D9D9D9"/>
@@ -983,15 +1206,12 @@
             </w:tcBorders>
           </w:tcPr>
           <w:p>
-            <w:pPr>
-              <w:spacing w:after="100" w:before="100"/>
-            </w:pPr>
             <w:r>
               <w:rPr>
-                <w:b w:val="0"/>
-                <w:sz w:val="20"/>
+                <w:color w:val="000000"/>
+                <w:sz w:val="18"/>
               </w:rPr>
-              <w:t>18</w:t>
+              <w:t>17</w:t>
             </w:r>
           </w:p>
         </w:tc>
@@ -999,7 +1219,13 @@
       <w:tr>
         <w:tc>
           <w:tcPr>
-            <w:tcW w:type="dxa" w:w="3312"/>
+            <w:tcW w:type="dxa" w:w="1872"/>
+            <w:tcBorders>
+              <w:top w:val="single" w:sz="4" w:color="D9D9D9"/>
+              <w:left w:val="single" w:sz="4" w:color="D9D9D9"/>
+              <w:bottom w:val="single" w:sz="4" w:color="D9D9D9"/>
+              <w:right w:val="single" w:sz="4" w:color="D9D9D9"/>
+            </w:tcBorders>
             <w:tcBorders>
               <w:top w:val="single" w:sz="4" w:color="D9D9D9"/>
               <w:left w:val="single" w:sz="4" w:color="D9D9D9"/>
@@ -1008,13 +1234,10 @@
             </w:tcBorders>
           </w:tcPr>
           <w:p>
-            <w:pPr>
-              <w:spacing w:after="100" w:before="100"/>
-            </w:pPr>
             <w:r>
               <w:rPr>
-                <w:b w:val="0"/>
-                <w:sz w:val="20"/>
+                <w:color w:val="000000"/>
+                <w:sz w:val="18"/>
               </w:rPr>
               <w:t>Тест</w:t>
             </w:r>
@@ -1022,7 +1245,13 @@
         </w:tc>
         <w:tc>
           <w:tcPr>
-            <w:tcW w:type="dxa" w:w="3312"/>
+            <w:tcW w:type="dxa" w:w="5328"/>
+            <w:tcBorders>
+              <w:top w:val="single" w:sz="4" w:color="D9D9D9"/>
+              <w:left w:val="single" w:sz="4" w:color="D9D9D9"/>
+              <w:bottom w:val="single" w:sz="4" w:color="D9D9D9"/>
+              <w:right w:val="single" w:sz="4" w:color="D9D9D9"/>
+            </w:tcBorders>
             <w:tcBorders>
               <w:top w:val="single" w:sz="4" w:color="D9D9D9"/>
               <w:left w:val="single" w:sz="4" w:color="D9D9D9"/>
@@ -1031,13 +1260,10 @@
             </w:tcBorders>
           </w:tcPr>
           <w:p>
-            <w:pPr>
-              <w:spacing w:after="100" w:before="100"/>
-            </w:pPr>
             <w:r>
               <w:rPr>
-                <w:b w:val="0"/>
-                <w:sz w:val="20"/>
+                <w:color w:val="000000"/>
+                <w:sz w:val="18"/>
               </w:rPr>
               <w:t>Июль 2024 — декабрь 2025</w:t>
             </w:r>
@@ -1045,7 +1271,13 @@
         </w:tc>
         <w:tc>
           <w:tcPr>
-            <w:tcW w:type="dxa" w:w="3312"/>
+            <w:tcW w:type="dxa" w:w="2448"/>
+            <w:tcBorders>
+              <w:top w:val="single" w:sz="4" w:color="D9D9D9"/>
+              <w:left w:val="single" w:sz="4" w:color="D9D9D9"/>
+              <w:bottom w:val="single" w:sz="4" w:color="D9D9D9"/>
+              <w:right w:val="single" w:sz="4" w:color="D9D9D9"/>
+            </w:tcBorders>
             <w:tcBorders>
               <w:top w:val="single" w:sz="4" w:color="D9D9D9"/>
               <w:left w:val="single" w:sz="4" w:color="D9D9D9"/>
@@ -1054,13 +1286,10 @@
             </w:tcBorders>
           </w:tcPr>
           <w:p>
-            <w:pPr>
-              <w:spacing w:after="100" w:before="100"/>
-            </w:pPr>
             <w:r>
               <w:rPr>
-                <w:b w:val="0"/>
-                <w:sz w:val="20"/>
+                <w:color w:val="000000"/>
+                <w:sz w:val="18"/>
               </w:rPr>
               <w:t>18</w:t>
             </w:r>
@@ -1080,13 +1309,9 @@
       </w:r>
     </w:p>
     <w:p>
-      <w:r>
-        <w:br w:type="page"/>
-      </w:r>
-    </w:p>
-    <w:p>
       <w:pPr>
         <w:pStyle w:val="Heading1"/>
+        <w:pageBreakBefore/>
       </w:pPr>
       <w:r>
         <w:t>3 Настройка бустинга и оценка прогноза</w:t>
@@ -1099,7 +1324,7 @@
     </w:p>
     <w:p>
       <w:r>
-        <w:t>Для бизнеса лучшая конфигурация бустинга использует 3 листа, глубину 2 и минимум 15 наблюдений в листе; лучшая итерация — 1. Для физлиц — 5 листьев, глубину 3, минимум 15 наблюдений; лучшая итерация — 760. Среди всех моделей по валидации выбраны zero_change для бизнеса и LightGBM для физлиц. Перед тестированием переобучение на объединённой выборке не проводилось.</w:t>
+        <w:t>Для обеих групп выбрана конфигурация с 5 листьями, глубиной 3 и минимумом 15 наблюдений в листе. Лучшая итерация — 11 для бизнеса и 182 для физлиц. Валидационная RMSE равна 0,3633 и 1,6179 п.п. Среди всех сравниваемых моделей по валидации выбран LightGBM. Перед тестированием переобучение на объединённой выборке не проводилось.</w:t>
       </w:r>
     </w:p>
     <w:tbl>
@@ -1109,15 +1334,15 @@
         <w:tblLook w:firstColumn="1" w:firstRow="1" w:lastColumn="0" w:lastRow="0" w:noHBand="0" w:noVBand="1" w:val="04A0"/>
       </w:tblPr>
       <w:tblGrid>
-        <w:gridCol w:w="2484"/>
-        <w:gridCol w:w="2484"/>
-        <w:gridCol w:w="2484"/>
-        <w:gridCol w:w="2484"/>
+        <w:gridCol w:w="4464"/>
+        <w:gridCol w:w="1728"/>
+        <w:gridCol w:w="1728"/>
+        <w:gridCol w:w="1728"/>
       </w:tblGrid>
       <w:tr>
         <w:tc>
           <w:tcPr>
-            <w:tcW w:type="dxa" w:w="2484"/>
+            <w:tcW w:type="dxa" w:w="4464"/>
             <w:tcBorders>
               <w:top w:val="single" w:sz="4" w:color="D9D9D9"/>
               <w:left w:val="single" w:sz="4" w:color="D9D9D9"/>
@@ -1125,6 +1350,13 @@
               <w:right w:val="single" w:sz="4" w:color="D9D9D9"/>
             </w:tcBorders>
             <w:shd w:fill="E7EDF3"/>
+            <w:tcBorders>
+              <w:top w:val="single" w:sz="4" w:color="D9D9D9"/>
+              <w:left w:val="single" w:sz="4" w:color="D9D9D9"/>
+              <w:bottom w:val="single" w:sz="4" w:color="D9D9D9"/>
+              <w:right w:val="single" w:sz="4" w:color="D9D9D9"/>
+            </w:tcBorders>
+            <w:shd w:fill="E7EEF5"/>
           </w:tcPr>
           <w:p>
             <w:pPr>
@@ -1133,7 +1365,8 @@
             <w:r>
               <w:rPr>
                 <w:b/>
-                <w:sz w:val="20"/>
+                <w:color w:val="000000"/>
+                <w:sz w:val="18"/>
               </w:rPr>
               <w:t>Группа и модель</w:t>
             </w:r>
@@ -1141,7 +1374,7 @@
         </w:tc>
         <w:tc>
           <w:tcPr>
-            <w:tcW w:type="dxa" w:w="2484"/>
+            <w:tcW w:type="dxa" w:w="1728"/>
             <w:tcBorders>
               <w:top w:val="single" w:sz="4" w:color="D9D9D9"/>
               <w:left w:val="single" w:sz="4" w:color="D9D9D9"/>
@@ -1149,6 +1382,13 @@
               <w:right w:val="single" w:sz="4" w:color="D9D9D9"/>
             </w:tcBorders>
             <w:shd w:fill="E7EDF3"/>
+            <w:tcBorders>
+              <w:top w:val="single" w:sz="4" w:color="D9D9D9"/>
+              <w:left w:val="single" w:sz="4" w:color="D9D9D9"/>
+              <w:bottom w:val="single" w:sz="4" w:color="D9D9D9"/>
+              <w:right w:val="single" w:sz="4" w:color="D9D9D9"/>
+            </w:tcBorders>
+            <w:shd w:fill="E7EEF5"/>
           </w:tcPr>
           <w:p>
             <w:pPr>
@@ -1157,7 +1397,8 @@
             <w:r>
               <w:rPr>
                 <w:b/>
-                <w:sz w:val="20"/>
+                <w:color w:val="000000"/>
+                <w:sz w:val="18"/>
               </w:rPr>
               <w:t>RMSE, п.п.</w:t>
             </w:r>
@@ -1165,7 +1406,7 @@
         </w:tc>
         <w:tc>
           <w:tcPr>
-            <w:tcW w:type="dxa" w:w="2484"/>
+            <w:tcW w:type="dxa" w:w="1728"/>
             <w:tcBorders>
               <w:top w:val="single" w:sz="4" w:color="D9D9D9"/>
               <w:left w:val="single" w:sz="4" w:color="D9D9D9"/>
@@ -1173,6 +1414,13 @@
               <w:right w:val="single" w:sz="4" w:color="D9D9D9"/>
             </w:tcBorders>
             <w:shd w:fill="E7EDF3"/>
+            <w:tcBorders>
+              <w:top w:val="single" w:sz="4" w:color="D9D9D9"/>
+              <w:left w:val="single" w:sz="4" w:color="D9D9D9"/>
+              <w:bottom w:val="single" w:sz="4" w:color="D9D9D9"/>
+              <w:right w:val="single" w:sz="4" w:color="D9D9D9"/>
+            </w:tcBorders>
+            <w:shd w:fill="E7EEF5"/>
           </w:tcPr>
           <w:p>
             <w:pPr>
@@ -1181,7 +1429,8 @@
             <w:r>
               <w:rPr>
                 <w:b/>
-                <w:sz w:val="20"/>
+                <w:color w:val="000000"/>
+                <w:sz w:val="18"/>
               </w:rPr>
               <w:t>MAE, п.п.</w:t>
             </w:r>
@@ -1189,7 +1438,7 @@
         </w:tc>
         <w:tc>
           <w:tcPr>
-            <w:tcW w:type="dxa" w:w="2484"/>
+            <w:tcW w:type="dxa" w:w="1728"/>
             <w:tcBorders>
               <w:top w:val="single" w:sz="4" w:color="D9D9D9"/>
               <w:left w:val="single" w:sz="4" w:color="D9D9D9"/>
@@ -1197,6 +1446,13 @@
               <w:right w:val="single" w:sz="4" w:color="D9D9D9"/>
             </w:tcBorders>
             <w:shd w:fill="E7EDF3"/>
+            <w:tcBorders>
+              <w:top w:val="single" w:sz="4" w:color="D9D9D9"/>
+              <w:left w:val="single" w:sz="4" w:color="D9D9D9"/>
+              <w:bottom w:val="single" w:sz="4" w:color="D9D9D9"/>
+              <w:right w:val="single" w:sz="4" w:color="D9D9D9"/>
+            </w:tcBorders>
+            <w:shd w:fill="E7EEF5"/>
           </w:tcPr>
           <w:p>
             <w:pPr>
@@ -1205,7 +1461,8 @@
             <w:r>
               <w:rPr>
                 <w:b/>
-                <w:sz w:val="20"/>
+                <w:color w:val="000000"/>
+                <w:sz w:val="18"/>
               </w:rPr>
               <w:t>R²</w:t>
             </w:r>
@@ -1215,7 +1472,13 @@
       <w:tr>
         <w:tc>
           <w:tcPr>
-            <w:tcW w:type="dxa" w:w="2484"/>
+            <w:tcW w:type="dxa" w:w="4464"/>
+            <w:tcBorders>
+              <w:top w:val="single" w:sz="4" w:color="D9D9D9"/>
+              <w:left w:val="single" w:sz="4" w:color="D9D9D9"/>
+              <w:bottom w:val="single" w:sz="4" w:color="D9D9D9"/>
+              <w:right w:val="single" w:sz="4" w:color="D9D9D9"/>
+            </w:tcBorders>
             <w:tcBorders>
               <w:top w:val="single" w:sz="4" w:color="D9D9D9"/>
               <w:left w:val="single" w:sz="4" w:color="D9D9D9"/>
@@ -1224,21 +1487,24 @@
             </w:tcBorders>
           </w:tcPr>
           <w:p>
-            <w:pPr>
-              <w:spacing w:after="100" w:before="100"/>
-            </w:pPr>
             <w:r>
               <w:rPr>
-                <w:b w:val="0"/>
-                <w:sz w:val="20"/>
+                <w:color w:val="000000"/>
+                <w:sz w:val="18"/>
               </w:rPr>
-              <w:t>Бизнес — нулевой прогноз *</w:t>
+              <w:t>Бизнес — нулевой прогноз</w:t>
             </w:r>
           </w:p>
         </w:tc>
         <w:tc>
           <w:tcPr>
-            <w:tcW w:type="dxa" w:w="2484"/>
+            <w:tcW w:type="dxa" w:w="1728"/>
+            <w:tcBorders>
+              <w:top w:val="single" w:sz="4" w:color="D9D9D9"/>
+              <w:left w:val="single" w:sz="4" w:color="D9D9D9"/>
+              <w:bottom w:val="single" w:sz="4" w:color="D9D9D9"/>
+              <w:right w:val="single" w:sz="4" w:color="D9D9D9"/>
+            </w:tcBorders>
             <w:tcBorders>
               <w:top w:val="single" w:sz="4" w:color="D9D9D9"/>
               <w:left w:val="single" w:sz="4" w:color="D9D9D9"/>
@@ -1247,13 +1513,10 @@
             </w:tcBorders>
           </w:tcPr>
           <w:p>
-            <w:pPr>
-              <w:spacing w:after="100" w:before="100"/>
-            </w:pPr>
             <w:r>
               <w:rPr>
-                <w:b w:val="0"/>
-                <w:sz w:val="20"/>
+                <w:color w:val="000000"/>
+                <w:sz w:val="18"/>
               </w:rPr>
               <w:t>0,3163</w:t>
             </w:r>
@@ -1261,7 +1524,13 @@
         </w:tc>
         <w:tc>
           <w:tcPr>
-            <w:tcW w:type="dxa" w:w="2484"/>
+            <w:tcW w:type="dxa" w:w="1728"/>
+            <w:tcBorders>
+              <w:top w:val="single" w:sz="4" w:color="D9D9D9"/>
+              <w:left w:val="single" w:sz="4" w:color="D9D9D9"/>
+              <w:bottom w:val="single" w:sz="4" w:color="D9D9D9"/>
+              <w:right w:val="single" w:sz="4" w:color="D9D9D9"/>
+            </w:tcBorders>
             <w:tcBorders>
               <w:top w:val="single" w:sz="4" w:color="D9D9D9"/>
               <w:left w:val="single" w:sz="4" w:color="D9D9D9"/>
@@ -1270,13 +1539,10 @@
             </w:tcBorders>
           </w:tcPr>
           <w:p>
-            <w:pPr>
-              <w:spacing w:after="100" w:before="100"/>
-            </w:pPr>
             <w:r>
               <w:rPr>
-                <w:b w:val="0"/>
-                <w:sz w:val="20"/>
+                <w:color w:val="000000"/>
+                <w:sz w:val="18"/>
               </w:rPr>
               <w:t>0,2533</w:t>
             </w:r>
@@ -1284,7 +1550,13 @@
         </w:tc>
         <w:tc>
           <w:tcPr>
-            <w:tcW w:type="dxa" w:w="2484"/>
+            <w:tcW w:type="dxa" w:w="1728"/>
+            <w:tcBorders>
+              <w:top w:val="single" w:sz="4" w:color="D9D9D9"/>
+              <w:left w:val="single" w:sz="4" w:color="D9D9D9"/>
+              <w:bottom w:val="single" w:sz="4" w:color="D9D9D9"/>
+              <w:right w:val="single" w:sz="4" w:color="D9D9D9"/>
+            </w:tcBorders>
             <w:tcBorders>
               <w:top w:val="single" w:sz="4" w:color="D9D9D9"/>
               <w:left w:val="single" w:sz="4" w:color="D9D9D9"/>
@@ -1293,13 +1565,10 @@
             </w:tcBorders>
           </w:tcPr>
           <w:p>
-            <w:pPr>
-              <w:spacing w:after="100" w:before="100"/>
-            </w:pPr>
             <w:r>
               <w:rPr>
-                <w:b w:val="0"/>
-                <w:sz w:val="20"/>
+                <w:color w:val="000000"/>
+                <w:sz w:val="18"/>
               </w:rPr>
               <w:t>−0,1196</w:t>
             </w:r>
@@ -1309,7 +1578,13 @@
       <w:tr>
         <w:tc>
           <w:tcPr>
-            <w:tcW w:type="dxa" w:w="2484"/>
+            <w:tcW w:type="dxa" w:w="4464"/>
+            <w:tcBorders>
+              <w:top w:val="single" w:sz="4" w:color="D9D9D9"/>
+              <w:left w:val="single" w:sz="4" w:color="D9D9D9"/>
+              <w:bottom w:val="single" w:sz="4" w:color="D9D9D9"/>
+              <w:right w:val="single" w:sz="4" w:color="D9D9D9"/>
+            </w:tcBorders>
             <w:tcBorders>
               <w:top w:val="single" w:sz="4" w:color="D9D9D9"/>
               <w:left w:val="single" w:sz="4" w:color="D9D9D9"/>
@@ -1318,13 +1593,10 @@
             </w:tcBorders>
           </w:tcPr>
           <w:p>
-            <w:pPr>
-              <w:spacing w:after="100" w:before="100"/>
-            </w:pPr>
             <w:r>
               <w:rPr>
-                <w:b w:val="0"/>
-                <w:sz w:val="20"/>
+                <w:color w:val="000000"/>
+                <w:sz w:val="18"/>
               </w:rPr>
               <w:t>Бизнес — симметричная OLS</w:t>
             </w:r>
@@ -1332,7 +1604,13 @@
         </w:tc>
         <w:tc>
           <w:tcPr>
-            <w:tcW w:type="dxa" w:w="2484"/>
+            <w:tcW w:type="dxa" w:w="1728"/>
+            <w:tcBorders>
+              <w:top w:val="single" w:sz="4" w:color="D9D9D9"/>
+              <w:left w:val="single" w:sz="4" w:color="D9D9D9"/>
+              <w:bottom w:val="single" w:sz="4" w:color="D9D9D9"/>
+              <w:right w:val="single" w:sz="4" w:color="D9D9D9"/>
+            </w:tcBorders>
             <w:tcBorders>
               <w:top w:val="single" w:sz="4" w:color="D9D9D9"/>
               <w:left w:val="single" w:sz="4" w:color="D9D9D9"/>
@@ -1341,21 +1619,24 @@
             </w:tcBorders>
           </w:tcPr>
           <w:p>
-            <w:pPr>
-              <w:spacing w:after="100" w:before="100"/>
-            </w:pPr>
             <w:r>
               <w:rPr>
-                <w:b w:val="0"/>
-                <w:sz w:val="20"/>
+                <w:color w:val="000000"/>
+                <w:sz w:val="18"/>
               </w:rPr>
-              <w:t>0,3029</w:t>
+              <w:t>0,3040</w:t>
             </w:r>
           </w:p>
         </w:tc>
         <w:tc>
           <w:tcPr>
-            <w:tcW w:type="dxa" w:w="2484"/>
+            <w:tcW w:type="dxa" w:w="1728"/>
+            <w:tcBorders>
+              <w:top w:val="single" w:sz="4" w:color="D9D9D9"/>
+              <w:left w:val="single" w:sz="4" w:color="D9D9D9"/>
+              <w:bottom w:val="single" w:sz="4" w:color="D9D9D9"/>
+              <w:right w:val="single" w:sz="4" w:color="D9D9D9"/>
+            </w:tcBorders>
             <w:tcBorders>
               <w:top w:val="single" w:sz="4" w:color="D9D9D9"/>
               <w:left w:val="single" w:sz="4" w:color="D9D9D9"/>
@@ -1364,21 +1645,24 @@
             </w:tcBorders>
           </w:tcPr>
           <w:p>
-            <w:pPr>
-              <w:spacing w:after="100" w:before="100"/>
-            </w:pPr>
             <w:r>
               <w:rPr>
-                <w:b w:val="0"/>
-                <w:sz w:val="20"/>
+                <w:color w:val="000000"/>
+                <w:sz w:val="18"/>
               </w:rPr>
-              <w:t>0,2448</w:t>
+              <w:t>0,2459</w:t>
             </w:r>
           </w:p>
         </w:tc>
         <w:tc>
           <w:tcPr>
-            <w:tcW w:type="dxa" w:w="2484"/>
+            <w:tcW w:type="dxa" w:w="1728"/>
+            <w:tcBorders>
+              <w:top w:val="single" w:sz="4" w:color="D9D9D9"/>
+              <w:left w:val="single" w:sz="4" w:color="D9D9D9"/>
+              <w:bottom w:val="single" w:sz="4" w:color="D9D9D9"/>
+              <w:right w:val="single" w:sz="4" w:color="D9D9D9"/>
+            </w:tcBorders>
             <w:tcBorders>
               <w:top w:val="single" w:sz="4" w:color="D9D9D9"/>
               <w:left w:val="single" w:sz="4" w:color="D9D9D9"/>
@@ -1387,15 +1671,12 @@
             </w:tcBorders>
           </w:tcPr>
           <w:p>
-            <w:pPr>
-              <w:spacing w:after="100" w:before="100"/>
-            </w:pPr>
             <w:r>
               <w:rPr>
-                <w:b w:val="0"/>
-                <w:sz w:val="20"/>
+                <w:color w:val="000000"/>
+                <w:sz w:val="18"/>
               </w:rPr>
-              <w:t>−0,0265</w:t>
+              <w:t>−0,0337</w:t>
             </w:r>
           </w:p>
         </w:tc>
@@ -1403,7 +1684,13 @@
       <w:tr>
         <w:tc>
           <w:tcPr>
-            <w:tcW w:type="dxa" w:w="2484"/>
+            <w:tcW w:type="dxa" w:w="4464"/>
+            <w:tcBorders>
+              <w:top w:val="single" w:sz="4" w:color="D9D9D9"/>
+              <w:left w:val="single" w:sz="4" w:color="D9D9D9"/>
+              <w:bottom w:val="single" w:sz="4" w:color="D9D9D9"/>
+              <w:right w:val="single" w:sz="4" w:color="D9D9D9"/>
+            </w:tcBorders>
             <w:tcBorders>
               <w:top w:val="single" w:sz="4" w:color="D9D9D9"/>
               <w:left w:val="single" w:sz="4" w:color="D9D9D9"/>
@@ -1412,13 +1699,10 @@
             </w:tcBorders>
           </w:tcPr>
           <w:p>
-            <w:pPr>
-              <w:spacing w:after="100" w:before="100"/>
-            </w:pPr>
             <w:r>
               <w:rPr>
-                <w:b w:val="0"/>
-                <w:sz w:val="20"/>
+                <w:color w:val="000000"/>
+                <w:sz w:val="18"/>
               </w:rPr>
               <w:t>Бизнес — асимметричная OLS</w:t>
             </w:r>
@@ -1426,7 +1710,13 @@
         </w:tc>
         <w:tc>
           <w:tcPr>
-            <w:tcW w:type="dxa" w:w="2484"/>
+            <w:tcW w:type="dxa" w:w="1728"/>
+            <w:tcBorders>
+              <w:top w:val="single" w:sz="4" w:color="D9D9D9"/>
+              <w:left w:val="single" w:sz="4" w:color="D9D9D9"/>
+              <w:bottom w:val="single" w:sz="4" w:color="D9D9D9"/>
+              <w:right w:val="single" w:sz="4" w:color="D9D9D9"/>
+            </w:tcBorders>
             <w:tcBorders>
               <w:top w:val="single" w:sz="4" w:color="D9D9D9"/>
               <w:left w:val="single" w:sz="4" w:color="D9D9D9"/>
@@ -1435,21 +1725,24 @@
             </w:tcBorders>
           </w:tcPr>
           <w:p>
-            <w:pPr>
-              <w:spacing w:after="100" w:before="100"/>
-            </w:pPr>
             <w:r>
               <w:rPr>
-                <w:b w:val="0"/>
-                <w:sz w:val="20"/>
+                <w:color w:val="000000"/>
+                <w:sz w:val="18"/>
               </w:rPr>
-              <w:t>0,2979</w:t>
+              <w:t>0,2996</w:t>
             </w:r>
           </w:p>
         </w:tc>
         <w:tc>
           <w:tcPr>
-            <w:tcW w:type="dxa" w:w="2484"/>
+            <w:tcW w:type="dxa" w:w="1728"/>
+            <w:tcBorders>
+              <w:top w:val="single" w:sz="4" w:color="D9D9D9"/>
+              <w:left w:val="single" w:sz="4" w:color="D9D9D9"/>
+              <w:bottom w:val="single" w:sz="4" w:color="D9D9D9"/>
+              <w:right w:val="single" w:sz="4" w:color="D9D9D9"/>
+            </w:tcBorders>
             <w:tcBorders>
               <w:top w:val="single" w:sz="4" w:color="D9D9D9"/>
               <w:left w:val="single" w:sz="4" w:color="D9D9D9"/>
@@ -1458,21 +1751,24 @@
             </w:tcBorders>
           </w:tcPr>
           <w:p>
-            <w:pPr>
-              <w:spacing w:after="100" w:before="100"/>
-            </w:pPr>
             <w:r>
               <w:rPr>
-                <w:b w:val="0"/>
-                <w:sz w:val="20"/>
+                <w:color w:val="000000"/>
+                <w:sz w:val="18"/>
               </w:rPr>
-              <w:t>0,2424</w:t>
+              <w:t>0,2438</w:t>
             </w:r>
           </w:p>
         </w:tc>
         <w:tc>
           <w:tcPr>
-            <w:tcW w:type="dxa" w:w="2484"/>
+            <w:tcW w:type="dxa" w:w="1728"/>
+            <w:tcBorders>
+              <w:top w:val="single" w:sz="4" w:color="D9D9D9"/>
+              <w:left w:val="single" w:sz="4" w:color="D9D9D9"/>
+              <w:bottom w:val="single" w:sz="4" w:color="D9D9D9"/>
+              <w:right w:val="single" w:sz="4" w:color="D9D9D9"/>
+            </w:tcBorders>
             <w:tcBorders>
               <w:top w:val="single" w:sz="4" w:color="D9D9D9"/>
               <w:left w:val="single" w:sz="4" w:color="D9D9D9"/>
@@ -1481,15 +1777,12 @@
             </w:tcBorders>
           </w:tcPr>
           <w:p>
-            <w:pPr>
-              <w:spacing w:after="100" w:before="100"/>
-            </w:pPr>
             <w:r>
               <w:rPr>
-                <w:b w:val="0"/>
-                <w:sz w:val="20"/>
+                <w:color w:val="000000"/>
+                <w:sz w:val="18"/>
               </w:rPr>
-              <w:t>0,0075</w:t>
+              <w:t>−0,0044</w:t>
             </w:r>
           </w:p>
         </w:tc>
@@ -1497,7 +1790,13 @@
       <w:tr>
         <w:tc>
           <w:tcPr>
-            <w:tcW w:type="dxa" w:w="2484"/>
+            <w:tcW w:type="dxa" w:w="4464"/>
+            <w:tcBorders>
+              <w:top w:val="single" w:sz="4" w:color="D9D9D9"/>
+              <w:left w:val="single" w:sz="4" w:color="D9D9D9"/>
+              <w:bottom w:val="single" w:sz="4" w:color="D9D9D9"/>
+              <w:right w:val="single" w:sz="4" w:color="D9D9D9"/>
+            </w:tcBorders>
             <w:tcBorders>
               <w:top w:val="single" w:sz="4" w:color="D9D9D9"/>
               <w:left w:val="single" w:sz="4" w:color="D9D9D9"/>
@@ -1506,21 +1805,24 @@
             </w:tcBorders>
           </w:tcPr>
           <w:p>
-            <w:pPr>
-              <w:spacing w:after="100" w:before="100"/>
-            </w:pPr>
             <w:r>
               <w:rPr>
-                <w:b w:val="0"/>
-                <w:sz w:val="20"/>
+                <w:color w:val="000000"/>
+                <w:sz w:val="18"/>
               </w:rPr>
-              <w:t>Бизнес — LightGBM</w:t>
+              <w:t>Бизнес — LightGBM *</w:t>
             </w:r>
           </w:p>
         </w:tc>
         <w:tc>
           <w:tcPr>
-            <w:tcW w:type="dxa" w:w="2484"/>
+            <w:tcW w:type="dxa" w:w="1728"/>
+            <w:tcBorders>
+              <w:top w:val="single" w:sz="4" w:color="D9D9D9"/>
+              <w:left w:val="single" w:sz="4" w:color="D9D9D9"/>
+              <w:bottom w:val="single" w:sz="4" w:color="D9D9D9"/>
+              <w:right w:val="single" w:sz="4" w:color="D9D9D9"/>
+            </w:tcBorders>
             <w:tcBorders>
               <w:top w:val="single" w:sz="4" w:color="D9D9D9"/>
               <w:left w:val="single" w:sz="4" w:color="D9D9D9"/>
@@ -1529,21 +1831,24 @@
             </w:tcBorders>
           </w:tcPr>
           <w:p>
-            <w:pPr>
-              <w:spacing w:after="100" w:before="100"/>
-            </w:pPr>
             <w:r>
               <w:rPr>
-                <w:b w:val="0"/>
-                <w:sz w:val="20"/>
+                <w:color w:val="000000"/>
+                <w:sz w:val="18"/>
               </w:rPr>
-              <w:t>0,3106</w:t>
+              <w:t>0,3069</w:t>
             </w:r>
           </w:p>
         </w:tc>
         <w:tc>
           <w:tcPr>
-            <w:tcW w:type="dxa" w:w="2484"/>
+            <w:tcW w:type="dxa" w:w="1728"/>
+            <w:tcBorders>
+              <w:top w:val="single" w:sz="4" w:color="D9D9D9"/>
+              <w:left w:val="single" w:sz="4" w:color="D9D9D9"/>
+              <w:bottom w:val="single" w:sz="4" w:color="D9D9D9"/>
+              <w:right w:val="single" w:sz="4" w:color="D9D9D9"/>
+            </w:tcBorders>
             <w:tcBorders>
               <w:top w:val="single" w:sz="4" w:color="D9D9D9"/>
               <w:left w:val="single" w:sz="4" w:color="D9D9D9"/>
@@ -1552,21 +1857,24 @@
             </w:tcBorders>
           </w:tcPr>
           <w:p>
-            <w:pPr>
-              <w:spacing w:after="100" w:before="100"/>
-            </w:pPr>
             <w:r>
               <w:rPr>
-                <w:b w:val="0"/>
-                <w:sz w:val="20"/>
+                <w:color w:val="000000"/>
+                <w:sz w:val="18"/>
               </w:rPr>
-              <w:t>0,2501</w:t>
+              <w:t>0,2476</w:t>
             </w:r>
           </w:p>
         </w:tc>
         <w:tc>
           <w:tcPr>
-            <w:tcW w:type="dxa" w:w="2484"/>
+            <w:tcW w:type="dxa" w:w="1728"/>
+            <w:tcBorders>
+              <w:top w:val="single" w:sz="4" w:color="D9D9D9"/>
+              <w:left w:val="single" w:sz="4" w:color="D9D9D9"/>
+              <w:bottom w:val="single" w:sz="4" w:color="D9D9D9"/>
+              <w:right w:val="single" w:sz="4" w:color="D9D9D9"/>
+            </w:tcBorders>
             <w:tcBorders>
               <w:top w:val="single" w:sz="4" w:color="D9D9D9"/>
               <w:left w:val="single" w:sz="4" w:color="D9D9D9"/>
@@ -1575,15 +1883,12 @@
             </w:tcBorders>
           </w:tcPr>
           <w:p>
-            <w:pPr>
-              <w:spacing w:after="100" w:before="100"/>
-            </w:pPr>
             <w:r>
               <w:rPr>
-                <w:b w:val="0"/>
-                <w:sz w:val="20"/>
+                <w:color w:val="000000"/>
+                <w:sz w:val="18"/>
               </w:rPr>
-              <w:t>−0,0789</w:t>
+              <w:t>−0,0539</w:t>
             </w:r>
           </w:p>
         </w:tc>
@@ -1591,7 +1896,13 @@
       <w:tr>
         <w:tc>
           <w:tcPr>
-            <w:tcW w:type="dxa" w:w="2484"/>
+            <w:tcW w:type="dxa" w:w="4464"/>
+            <w:tcBorders>
+              <w:top w:val="single" w:sz="4" w:color="D9D9D9"/>
+              <w:left w:val="single" w:sz="4" w:color="D9D9D9"/>
+              <w:bottom w:val="single" w:sz="4" w:color="D9D9D9"/>
+              <w:right w:val="single" w:sz="4" w:color="D9D9D9"/>
+            </w:tcBorders>
             <w:tcBorders>
               <w:top w:val="single" w:sz="4" w:color="D9D9D9"/>
               <w:left w:val="single" w:sz="4" w:color="D9D9D9"/>
@@ -1600,13 +1911,10 @@
             </w:tcBorders>
           </w:tcPr>
           <w:p>
-            <w:pPr>
-              <w:spacing w:after="100" w:before="100"/>
-            </w:pPr>
             <w:r>
               <w:rPr>
-                <w:b w:val="0"/>
-                <w:sz w:val="20"/>
+                <w:color w:val="000000"/>
+                <w:sz w:val="18"/>
               </w:rPr>
               <w:t>Физлица — нулевой прогноз</w:t>
             </w:r>
@@ -1614,7 +1922,13 @@
         </w:tc>
         <w:tc>
           <w:tcPr>
-            <w:tcW w:type="dxa" w:w="2484"/>
+            <w:tcW w:type="dxa" w:w="1728"/>
+            <w:tcBorders>
+              <w:top w:val="single" w:sz="4" w:color="D9D9D9"/>
+              <w:left w:val="single" w:sz="4" w:color="D9D9D9"/>
+              <w:bottom w:val="single" w:sz="4" w:color="D9D9D9"/>
+              <w:right w:val="single" w:sz="4" w:color="D9D9D9"/>
+            </w:tcBorders>
             <w:tcBorders>
               <w:top w:val="single" w:sz="4" w:color="D9D9D9"/>
               <w:left w:val="single" w:sz="4" w:color="D9D9D9"/>
@@ -1623,13 +1937,10 @@
             </w:tcBorders>
           </w:tcPr>
           <w:p>
-            <w:pPr>
-              <w:spacing w:after="100" w:before="100"/>
-            </w:pPr>
             <w:r>
               <w:rPr>
-                <w:b w:val="0"/>
-                <w:sz w:val="20"/>
+                <w:color w:val="000000"/>
+                <w:sz w:val="18"/>
               </w:rPr>
               <w:t>1,2561</w:t>
             </w:r>
@@ -1637,7 +1948,13 @@
         </w:tc>
         <w:tc>
           <w:tcPr>
-            <w:tcW w:type="dxa" w:w="2484"/>
+            <w:tcW w:type="dxa" w:w="1728"/>
+            <w:tcBorders>
+              <w:top w:val="single" w:sz="4" w:color="D9D9D9"/>
+              <w:left w:val="single" w:sz="4" w:color="D9D9D9"/>
+              <w:bottom w:val="single" w:sz="4" w:color="D9D9D9"/>
+              <w:right w:val="single" w:sz="4" w:color="D9D9D9"/>
+            </w:tcBorders>
             <w:tcBorders>
               <w:top w:val="single" w:sz="4" w:color="D9D9D9"/>
               <w:left w:val="single" w:sz="4" w:color="D9D9D9"/>
@@ -1646,13 +1963,10 @@
             </w:tcBorders>
           </w:tcPr>
           <w:p>
-            <w:pPr>
-              <w:spacing w:after="100" w:before="100"/>
-            </w:pPr>
             <w:r>
               <w:rPr>
-                <w:b w:val="0"/>
-                <w:sz w:val="20"/>
+                <w:color w:val="000000"/>
+                <w:sz w:val="18"/>
               </w:rPr>
               <w:t>0,9570</w:t>
             </w:r>
@@ -1660,7 +1974,13 @@
         </w:tc>
         <w:tc>
           <w:tcPr>
-            <w:tcW w:type="dxa" w:w="2484"/>
+            <w:tcW w:type="dxa" w:w="1728"/>
+            <w:tcBorders>
+              <w:top w:val="single" w:sz="4" w:color="D9D9D9"/>
+              <w:left w:val="single" w:sz="4" w:color="D9D9D9"/>
+              <w:bottom w:val="single" w:sz="4" w:color="D9D9D9"/>
+              <w:right w:val="single" w:sz="4" w:color="D9D9D9"/>
+            </w:tcBorders>
             <w:tcBorders>
               <w:top w:val="single" w:sz="4" w:color="D9D9D9"/>
               <w:left w:val="single" w:sz="4" w:color="D9D9D9"/>
@@ -1669,13 +1989,10 @@
             </w:tcBorders>
           </w:tcPr>
           <w:p>
-            <w:pPr>
-              <w:spacing w:after="100" w:before="100"/>
-            </w:pPr>
             <w:r>
               <w:rPr>
-                <w:b w:val="0"/>
-                <w:sz w:val="20"/>
+                <w:color w:val="000000"/>
+                <w:sz w:val="18"/>
               </w:rPr>
               <w:t>−0,0040</w:t>
             </w:r>
@@ -1685,7 +2002,13 @@
       <w:tr>
         <w:tc>
           <w:tcPr>
-            <w:tcW w:type="dxa" w:w="2484"/>
+            <w:tcW w:type="dxa" w:w="4464"/>
+            <w:tcBorders>
+              <w:top w:val="single" w:sz="4" w:color="D9D9D9"/>
+              <w:left w:val="single" w:sz="4" w:color="D9D9D9"/>
+              <w:bottom w:val="single" w:sz="4" w:color="D9D9D9"/>
+              <w:right w:val="single" w:sz="4" w:color="D9D9D9"/>
+            </w:tcBorders>
             <w:tcBorders>
               <w:top w:val="single" w:sz="4" w:color="D9D9D9"/>
               <w:left w:val="single" w:sz="4" w:color="D9D9D9"/>
@@ -1694,13 +2017,10 @@
             </w:tcBorders>
           </w:tcPr>
           <w:p>
-            <w:pPr>
-              <w:spacing w:after="100" w:before="100"/>
-            </w:pPr>
             <w:r>
               <w:rPr>
-                <w:b w:val="0"/>
-                <w:sz w:val="20"/>
+                <w:color w:val="000000"/>
+                <w:sz w:val="18"/>
               </w:rPr>
               <w:t>Физлица — симметричная OLS</w:t>
             </w:r>
@@ -1708,7 +2028,13 @@
         </w:tc>
         <w:tc>
           <w:tcPr>
-            <w:tcW w:type="dxa" w:w="2484"/>
+            <w:tcW w:type="dxa" w:w="1728"/>
+            <w:tcBorders>
+              <w:top w:val="single" w:sz="4" w:color="D9D9D9"/>
+              <w:left w:val="single" w:sz="4" w:color="D9D9D9"/>
+              <w:bottom w:val="single" w:sz="4" w:color="D9D9D9"/>
+              <w:right w:val="single" w:sz="4" w:color="D9D9D9"/>
+            </w:tcBorders>
             <w:tcBorders>
               <w:top w:val="single" w:sz="4" w:color="D9D9D9"/>
               <w:left w:val="single" w:sz="4" w:color="D9D9D9"/>
@@ -1717,21 +2043,24 @@
             </w:tcBorders>
           </w:tcPr>
           <w:p>
-            <w:pPr>
-              <w:spacing w:after="100" w:before="100"/>
-            </w:pPr>
             <w:r>
               <w:rPr>
-                <w:b w:val="0"/>
-                <w:sz w:val="20"/>
+                <w:color w:val="000000"/>
+                <w:sz w:val="18"/>
               </w:rPr>
-              <w:t>1,3186</w:t>
+              <w:t>1,3125</w:t>
             </w:r>
           </w:p>
         </w:tc>
         <w:tc>
           <w:tcPr>
-            <w:tcW w:type="dxa" w:w="2484"/>
+            <w:tcW w:type="dxa" w:w="1728"/>
+            <w:tcBorders>
+              <w:top w:val="single" w:sz="4" w:color="D9D9D9"/>
+              <w:left w:val="single" w:sz="4" w:color="D9D9D9"/>
+              <w:bottom w:val="single" w:sz="4" w:color="D9D9D9"/>
+              <w:right w:val="single" w:sz="4" w:color="D9D9D9"/>
+            </w:tcBorders>
             <w:tcBorders>
               <w:top w:val="single" w:sz="4" w:color="D9D9D9"/>
               <w:left w:val="single" w:sz="4" w:color="D9D9D9"/>
@@ -1740,21 +2069,24 @@
             </w:tcBorders>
           </w:tcPr>
           <w:p>
-            <w:pPr>
-              <w:spacing w:after="100" w:before="100"/>
-            </w:pPr>
             <w:r>
               <w:rPr>
-                <w:b w:val="0"/>
-                <w:sz w:val="20"/>
+                <w:color w:val="000000"/>
+                <w:sz w:val="18"/>
               </w:rPr>
-              <w:t>1,1544</w:t>
+              <w:t>1,1387</w:t>
             </w:r>
           </w:p>
         </w:tc>
         <w:tc>
           <w:tcPr>
-            <w:tcW w:type="dxa" w:w="2484"/>
+            <w:tcW w:type="dxa" w:w="1728"/>
+            <w:tcBorders>
+              <w:top w:val="single" w:sz="4" w:color="D9D9D9"/>
+              <w:left w:val="single" w:sz="4" w:color="D9D9D9"/>
+              <w:bottom w:val="single" w:sz="4" w:color="D9D9D9"/>
+              <w:right w:val="single" w:sz="4" w:color="D9D9D9"/>
+            </w:tcBorders>
             <w:tcBorders>
               <w:top w:val="single" w:sz="4" w:color="D9D9D9"/>
               <w:left w:val="single" w:sz="4" w:color="D9D9D9"/>
@@ -1763,15 +2095,12 @@
             </w:tcBorders>
           </w:tcPr>
           <w:p>
-            <w:pPr>
-              <w:spacing w:after="100" w:before="100"/>
-            </w:pPr>
             <w:r>
               <w:rPr>
-                <w:b w:val="0"/>
-                <w:sz w:val="20"/>
+                <w:color w:val="000000"/>
+                <w:sz w:val="18"/>
               </w:rPr>
-              <w:t>−0,1066</w:t>
+              <w:t>−0,0963</w:t>
             </w:r>
           </w:p>
         </w:tc>
@@ -1779,7 +2108,13 @@
       <w:tr>
         <w:tc>
           <w:tcPr>
-            <w:tcW w:type="dxa" w:w="2484"/>
+            <w:tcW w:type="dxa" w:w="4464"/>
+            <w:tcBorders>
+              <w:top w:val="single" w:sz="4" w:color="D9D9D9"/>
+              <w:left w:val="single" w:sz="4" w:color="D9D9D9"/>
+              <w:bottom w:val="single" w:sz="4" w:color="D9D9D9"/>
+              <w:right w:val="single" w:sz="4" w:color="D9D9D9"/>
+            </w:tcBorders>
             <w:tcBorders>
               <w:top w:val="single" w:sz="4" w:color="D9D9D9"/>
               <w:left w:val="single" w:sz="4" w:color="D9D9D9"/>
@@ -1788,13 +2123,10 @@
             </w:tcBorders>
           </w:tcPr>
           <w:p>
-            <w:pPr>
-              <w:spacing w:after="100" w:before="100"/>
-            </w:pPr>
             <w:r>
               <w:rPr>
-                <w:b w:val="0"/>
-                <w:sz w:val="20"/>
+                <w:color w:val="000000"/>
+                <w:sz w:val="18"/>
               </w:rPr>
               <w:t>Физлица — асимметричная OLS</w:t>
             </w:r>
@@ -1802,7 +2134,13 @@
         </w:tc>
         <w:tc>
           <w:tcPr>
-            <w:tcW w:type="dxa" w:w="2484"/>
+            <w:tcW w:type="dxa" w:w="1728"/>
+            <w:tcBorders>
+              <w:top w:val="single" w:sz="4" w:color="D9D9D9"/>
+              <w:left w:val="single" w:sz="4" w:color="D9D9D9"/>
+              <w:bottom w:val="single" w:sz="4" w:color="D9D9D9"/>
+              <w:right w:val="single" w:sz="4" w:color="D9D9D9"/>
+            </w:tcBorders>
             <w:tcBorders>
               <w:top w:val="single" w:sz="4" w:color="D9D9D9"/>
               <w:left w:val="single" w:sz="4" w:color="D9D9D9"/>
@@ -1811,21 +2149,24 @@
             </w:tcBorders>
           </w:tcPr>
           <w:p>
-            <w:pPr>
-              <w:spacing w:after="100" w:before="100"/>
-            </w:pPr>
             <w:r>
               <w:rPr>
-                <w:b w:val="0"/>
-                <w:sz w:val="20"/>
+                <w:color w:val="000000"/>
+                <w:sz w:val="18"/>
               </w:rPr>
-              <w:t>1,3139</w:t>
+              <w:t>1,3051</w:t>
             </w:r>
           </w:p>
         </w:tc>
         <w:tc>
           <w:tcPr>
-            <w:tcW w:type="dxa" w:w="2484"/>
+            <w:tcW w:type="dxa" w:w="1728"/>
+            <w:tcBorders>
+              <w:top w:val="single" w:sz="4" w:color="D9D9D9"/>
+              <w:left w:val="single" w:sz="4" w:color="D9D9D9"/>
+              <w:bottom w:val="single" w:sz="4" w:color="D9D9D9"/>
+              <w:right w:val="single" w:sz="4" w:color="D9D9D9"/>
+            </w:tcBorders>
             <w:tcBorders>
               <w:top w:val="single" w:sz="4" w:color="D9D9D9"/>
               <w:left w:val="single" w:sz="4" w:color="D9D9D9"/>
@@ -1834,21 +2175,24 @@
             </w:tcBorders>
           </w:tcPr>
           <w:p>
-            <w:pPr>
-              <w:spacing w:after="100" w:before="100"/>
-            </w:pPr>
             <w:r>
               <w:rPr>
-                <w:b w:val="0"/>
-                <w:sz w:val="20"/>
+                <w:color w:val="000000"/>
+                <w:sz w:val="18"/>
               </w:rPr>
-              <w:t>1,1472</w:t>
+              <w:t>1,1263</w:t>
             </w:r>
           </w:p>
         </w:tc>
         <w:tc>
           <w:tcPr>
-            <w:tcW w:type="dxa" w:w="2484"/>
+            <w:tcW w:type="dxa" w:w="1728"/>
+            <w:tcBorders>
+              <w:top w:val="single" w:sz="4" w:color="D9D9D9"/>
+              <w:left w:val="single" w:sz="4" w:color="D9D9D9"/>
+              <w:bottom w:val="single" w:sz="4" w:color="D9D9D9"/>
+              <w:right w:val="single" w:sz="4" w:color="D9D9D9"/>
+            </w:tcBorders>
             <w:tcBorders>
               <w:top w:val="single" w:sz="4" w:color="D9D9D9"/>
               <w:left w:val="single" w:sz="4" w:color="D9D9D9"/>
@@ -1857,15 +2201,12 @@
             </w:tcBorders>
           </w:tcPr>
           <w:p>
-            <w:pPr>
-              <w:spacing w:after="100" w:before="100"/>
-            </w:pPr>
             <w:r>
               <w:rPr>
-                <w:b w:val="0"/>
-                <w:sz w:val="20"/>
+                <w:color w:val="000000"/>
+                <w:sz w:val="18"/>
               </w:rPr>
-              <w:t>−0,0986</w:t>
+              <w:t>−0,0840</w:t>
             </w:r>
           </w:p>
         </w:tc>
@@ -1873,7 +2214,13 @@
       <w:tr>
         <w:tc>
           <w:tcPr>
-            <w:tcW w:type="dxa" w:w="2484"/>
+            <w:tcW w:type="dxa" w:w="4464"/>
+            <w:tcBorders>
+              <w:top w:val="single" w:sz="4" w:color="D9D9D9"/>
+              <w:left w:val="single" w:sz="4" w:color="D9D9D9"/>
+              <w:bottom w:val="single" w:sz="4" w:color="D9D9D9"/>
+              <w:right w:val="single" w:sz="4" w:color="D9D9D9"/>
+            </w:tcBorders>
             <w:tcBorders>
               <w:top w:val="single" w:sz="4" w:color="D9D9D9"/>
               <w:left w:val="single" w:sz="4" w:color="D9D9D9"/>
@@ -1882,13 +2229,10 @@
             </w:tcBorders>
           </w:tcPr>
           <w:p>
-            <w:pPr>
-              <w:spacing w:after="100" w:before="100"/>
-            </w:pPr>
             <w:r>
               <w:rPr>
-                <w:b w:val="0"/>
-                <w:sz w:val="20"/>
+                <w:color w:val="000000"/>
+                <w:sz w:val="18"/>
               </w:rPr>
               <w:t>Физлица — LightGBM *</w:t>
             </w:r>
@@ -1896,7 +2240,13 @@
         </w:tc>
         <w:tc>
           <w:tcPr>
-            <w:tcW w:type="dxa" w:w="2484"/>
+            <w:tcW w:type="dxa" w:w="1728"/>
+            <w:tcBorders>
+              <w:top w:val="single" w:sz="4" w:color="D9D9D9"/>
+              <w:left w:val="single" w:sz="4" w:color="D9D9D9"/>
+              <w:bottom w:val="single" w:sz="4" w:color="D9D9D9"/>
+              <w:right w:val="single" w:sz="4" w:color="D9D9D9"/>
+            </w:tcBorders>
             <w:tcBorders>
               <w:top w:val="single" w:sz="4" w:color="D9D9D9"/>
               <w:left w:val="single" w:sz="4" w:color="D9D9D9"/>
@@ -1905,21 +2255,24 @@
             </w:tcBorders>
           </w:tcPr>
           <w:p>
-            <w:pPr>
-              <w:spacing w:after="100" w:before="100"/>
-            </w:pPr>
             <w:r>
               <w:rPr>
-                <w:b w:val="0"/>
-                <w:sz w:val="20"/>
+                <w:color w:val="000000"/>
+                <w:sz w:val="18"/>
               </w:rPr>
-              <w:t>1,2342</w:t>
+              <w:t>1,2652</w:t>
             </w:r>
           </w:p>
         </w:tc>
         <w:tc>
           <w:tcPr>
-            <w:tcW w:type="dxa" w:w="2484"/>
+            <w:tcW w:type="dxa" w:w="1728"/>
+            <w:tcBorders>
+              <w:top w:val="single" w:sz="4" w:color="D9D9D9"/>
+              <w:left w:val="single" w:sz="4" w:color="D9D9D9"/>
+              <w:bottom w:val="single" w:sz="4" w:color="D9D9D9"/>
+              <w:right w:val="single" w:sz="4" w:color="D9D9D9"/>
+            </w:tcBorders>
             <w:tcBorders>
               <w:top w:val="single" w:sz="4" w:color="D9D9D9"/>
               <w:left w:val="single" w:sz="4" w:color="D9D9D9"/>
@@ -1928,21 +2281,24 @@
             </w:tcBorders>
           </w:tcPr>
           <w:p>
-            <w:pPr>
-              <w:spacing w:after="100" w:before="100"/>
-            </w:pPr>
             <w:r>
               <w:rPr>
-                <w:b w:val="0"/>
-                <w:sz w:val="20"/>
+                <w:color w:val="000000"/>
+                <w:sz w:val="18"/>
               </w:rPr>
-              <w:t>1,0849</w:t>
+              <w:t>1,0656</w:t>
             </w:r>
           </w:p>
         </w:tc>
         <w:tc>
           <w:tcPr>
-            <w:tcW w:type="dxa" w:w="2484"/>
+            <w:tcW w:type="dxa" w:w="1728"/>
+            <w:tcBorders>
+              <w:top w:val="single" w:sz="4" w:color="D9D9D9"/>
+              <w:left w:val="single" w:sz="4" w:color="D9D9D9"/>
+              <w:bottom w:val="single" w:sz="4" w:color="D9D9D9"/>
+              <w:right w:val="single" w:sz="4" w:color="D9D9D9"/>
+            </w:tcBorders>
             <w:tcBorders>
               <w:top w:val="single" w:sz="4" w:color="D9D9D9"/>
               <w:left w:val="single" w:sz="4" w:color="D9D9D9"/>
@@ -1951,15 +2307,12 @@
             </w:tcBorders>
           </w:tcPr>
           <w:p>
-            <w:pPr>
-              <w:spacing w:after="100" w:before="100"/>
-            </w:pPr>
             <w:r>
               <w:rPr>
-                <w:b w:val="0"/>
-                <w:sz w:val="20"/>
+                <w:color w:val="000000"/>
+                <w:sz w:val="18"/>
               </w:rPr>
-              <w:t>0,0306</w:t>
+              <w:t>−0,0188</w:t>
             </w:r>
           </w:p>
         </w:tc>
@@ -1973,17 +2326,13 @@
     </w:p>
     <w:p>
       <w:r>
-        <w:t>На тесте асимметричная OLS немного лучше симметричной по RMSE в обеих группах. Это небольшое различие не является самостоятельным доказательством асимметрии. У физлиц LightGBM снижает RMSE относительно нулевого прогноза примерно на 1,7%, но имеет более высокую MAE. Следовательно, улучшение зависит от выбранной метрики. Менять победителя после просмотра тестовых результатов нельзя.</w:t>
-      </w:r>
-    </w:p>
-    <w:p>
-      <w:r>
-        <w:br w:type="page"/>
+        <w:t>На тесте асимметричная OLS немного лучше симметричной в обеих группах, но это не доказывает асимметрию. У бизнеса её RMSE 0,2996 ниже ошибки выбранного LightGBM 0,3069. У физлиц нулевой прогноз даёт 1,2561 против 1,2652 у LightGBM. Победителей после просмотра теста не меняем: тест служит оценкой заранее выбранных моделей.</w:t>
       </w:r>
     </w:p>
     <w:p>
       <w:pPr>
         <w:pStyle w:val="Heading1"/>
+        <w:pageBreakBefore/>
       </w:pPr>
       <w:r>
         <w:t>4 Асимметрия и интерпретация SHAP</w:t>
@@ -1996,15 +2345,15 @@
         <w:tblLook w:firstColumn="1" w:firstRow="1" w:lastColumn="0" w:lastRow="0" w:noHBand="0" w:noVBand="1" w:val="04A0"/>
       </w:tblPr>
       <w:tblGrid>
-        <w:gridCol w:w="2484"/>
-        <w:gridCol w:w="2484"/>
-        <w:gridCol w:w="2484"/>
-        <w:gridCol w:w="2484"/>
+        <w:gridCol w:w="2304"/>
+        <w:gridCol w:w="2160"/>
+        <w:gridCol w:w="2160"/>
+        <w:gridCol w:w="3024"/>
       </w:tblGrid>
       <w:tr>
         <w:tc>
           <w:tcPr>
-            <w:tcW w:type="dxa" w:w="2484"/>
+            <w:tcW w:type="dxa" w:w="2304"/>
             <w:tcBorders>
               <w:top w:val="single" w:sz="4" w:color="D9D9D9"/>
               <w:left w:val="single" w:sz="4" w:color="D9D9D9"/>
@@ -2012,6 +2361,13 @@
               <w:right w:val="single" w:sz="4" w:color="D9D9D9"/>
             </w:tcBorders>
             <w:shd w:fill="E7EDF3"/>
+            <w:tcBorders>
+              <w:top w:val="single" w:sz="4" w:color="D9D9D9"/>
+              <w:left w:val="single" w:sz="4" w:color="D9D9D9"/>
+              <w:bottom w:val="single" w:sz="4" w:color="D9D9D9"/>
+              <w:right w:val="single" w:sz="4" w:color="D9D9D9"/>
+            </w:tcBorders>
+            <w:shd w:fill="E7EEF5"/>
           </w:tcPr>
           <w:p>
             <w:pPr>
@@ -2020,7 +2376,8 @@
             <w:r>
               <w:rPr>
                 <w:b/>
-                <w:sz w:val="20"/>
+                <w:color w:val="000000"/>
+                <w:sz w:val="18"/>
               </w:rPr>
               <w:t>Группа</w:t>
             </w:r>
@@ -2028,7 +2385,7 @@
         </w:tc>
         <w:tc>
           <w:tcPr>
-            <w:tcW w:type="dxa" w:w="2484"/>
+            <w:tcW w:type="dxa" w:w="2160"/>
             <w:tcBorders>
               <w:top w:val="single" w:sz="4" w:color="D9D9D9"/>
               <w:left w:val="single" w:sz="4" w:color="D9D9D9"/>
@@ -2036,6 +2393,13 @@
               <w:right w:val="single" w:sz="4" w:color="D9D9D9"/>
             </w:tcBorders>
             <w:shd w:fill="E7EDF3"/>
+            <w:tcBorders>
+              <w:top w:val="single" w:sz="4" w:color="D9D9D9"/>
+              <w:left w:val="single" w:sz="4" w:color="D9D9D9"/>
+              <w:bottom w:val="single" w:sz="4" w:color="D9D9D9"/>
+              <w:right w:val="single" w:sz="4" w:color="D9D9D9"/>
+            </w:tcBorders>
+            <w:shd w:fill="E7EEF5"/>
           </w:tcPr>
           <w:p>
             <w:pPr>
@@ -2044,7 +2408,8 @@
             <w:r>
               <w:rPr>
                 <w:b/>
-                <w:sz w:val="20"/>
+                <w:color w:val="000000"/>
+                <w:sz w:val="18"/>
               </w:rPr>
               <w:t>β⁺</w:t>
             </w:r>
@@ -2052,7 +2417,7 @@
         </w:tc>
         <w:tc>
           <w:tcPr>
-            <w:tcW w:type="dxa" w:w="2484"/>
+            <w:tcW w:type="dxa" w:w="2160"/>
             <w:tcBorders>
               <w:top w:val="single" w:sz="4" w:color="D9D9D9"/>
               <w:left w:val="single" w:sz="4" w:color="D9D9D9"/>
@@ -2060,6 +2425,13 @@
               <w:right w:val="single" w:sz="4" w:color="D9D9D9"/>
             </w:tcBorders>
             <w:shd w:fill="E7EDF3"/>
+            <w:tcBorders>
+              <w:top w:val="single" w:sz="4" w:color="D9D9D9"/>
+              <w:left w:val="single" w:sz="4" w:color="D9D9D9"/>
+              <w:bottom w:val="single" w:sz="4" w:color="D9D9D9"/>
+              <w:right w:val="single" w:sz="4" w:color="D9D9D9"/>
+            </w:tcBorders>
+            <w:shd w:fill="E7EEF5"/>
           </w:tcPr>
           <w:p>
             <w:pPr>
@@ -2068,7 +2440,8 @@
             <w:r>
               <w:rPr>
                 <w:b/>
-                <w:sz w:val="20"/>
+                <w:color w:val="000000"/>
+                <w:sz w:val="18"/>
               </w:rPr>
               <w:t>β⁻</w:t>
             </w:r>
@@ -2076,7 +2449,7 @@
         </w:tc>
         <w:tc>
           <w:tcPr>
-            <w:tcW w:type="dxa" w:w="2484"/>
+            <w:tcW w:type="dxa" w:w="3024"/>
             <w:tcBorders>
               <w:top w:val="single" w:sz="4" w:color="D9D9D9"/>
               <w:left w:val="single" w:sz="4" w:color="D9D9D9"/>
@@ -2084,6 +2457,13 @@
               <w:right w:val="single" w:sz="4" w:color="D9D9D9"/>
             </w:tcBorders>
             <w:shd w:fill="E7EDF3"/>
+            <w:tcBorders>
+              <w:top w:val="single" w:sz="4" w:color="D9D9D9"/>
+              <w:left w:val="single" w:sz="4" w:color="D9D9D9"/>
+              <w:bottom w:val="single" w:sz="4" w:color="D9D9D9"/>
+              <w:right w:val="single" w:sz="4" w:color="D9D9D9"/>
+            </w:tcBorders>
+            <w:shd w:fill="E7EEF5"/>
           </w:tcPr>
           <w:p>
             <w:pPr>
@@ -2092,7 +2472,8 @@
             <w:r>
               <w:rPr>
                 <w:b/>
-                <w:sz w:val="20"/>
+                <w:color w:val="000000"/>
+                <w:sz w:val="18"/>
               </w:rPr>
               <w:t>p-value Вальда</w:t>
             </w:r>
@@ -2102,7 +2483,13 @@
       <w:tr>
         <w:tc>
           <w:tcPr>
-            <w:tcW w:type="dxa" w:w="2484"/>
+            <w:tcW w:type="dxa" w:w="2304"/>
+            <w:tcBorders>
+              <w:top w:val="single" w:sz="4" w:color="D9D9D9"/>
+              <w:left w:val="single" w:sz="4" w:color="D9D9D9"/>
+              <w:bottom w:val="single" w:sz="4" w:color="D9D9D9"/>
+              <w:right w:val="single" w:sz="4" w:color="D9D9D9"/>
+            </w:tcBorders>
             <w:tcBorders>
               <w:top w:val="single" w:sz="4" w:color="D9D9D9"/>
               <w:left w:val="single" w:sz="4" w:color="D9D9D9"/>
@@ -2111,13 +2498,10 @@
             </w:tcBorders>
           </w:tcPr>
           <w:p>
-            <w:pPr>
-              <w:spacing w:after="100" w:before="100"/>
-            </w:pPr>
             <w:r>
               <w:rPr>
-                <w:b w:val="0"/>
-                <w:sz w:val="20"/>
+                <w:color w:val="000000"/>
+                <w:sz w:val="18"/>
               </w:rPr>
               <w:t>Бизнес</w:t>
             </w:r>
@@ -2125,7 +2509,13 @@
         </w:tc>
         <w:tc>
           <w:tcPr>
-            <w:tcW w:type="dxa" w:w="2484"/>
+            <w:tcW w:type="dxa" w:w="2160"/>
+            <w:tcBorders>
+              <w:top w:val="single" w:sz="4" w:color="D9D9D9"/>
+              <w:left w:val="single" w:sz="4" w:color="D9D9D9"/>
+              <w:bottom w:val="single" w:sz="4" w:color="D9D9D9"/>
+              <w:right w:val="single" w:sz="4" w:color="D9D9D9"/>
+            </w:tcBorders>
             <w:tcBorders>
               <w:top w:val="single" w:sz="4" w:color="D9D9D9"/>
               <w:left w:val="single" w:sz="4" w:color="D9D9D9"/>
@@ -2134,21 +2524,24 @@
             </w:tcBorders>
           </w:tcPr>
           <w:p>
-            <w:pPr>
-              <w:spacing w:after="100" w:before="100"/>
-            </w:pPr>
             <w:r>
               <w:rPr>
-                <w:b w:val="0"/>
-                <w:sz w:val="20"/>
+                <w:color w:val="000000"/>
+                <w:sz w:val="18"/>
               </w:rPr>
-              <w:t>0,2089</w:t>
+              <w:t>0,1827</w:t>
             </w:r>
           </w:p>
         </w:tc>
         <w:tc>
           <w:tcPr>
-            <w:tcW w:type="dxa" w:w="2484"/>
+            <w:tcW w:type="dxa" w:w="2160"/>
+            <w:tcBorders>
+              <w:top w:val="single" w:sz="4" w:color="D9D9D9"/>
+              <w:left w:val="single" w:sz="4" w:color="D9D9D9"/>
+              <w:bottom w:val="single" w:sz="4" w:color="D9D9D9"/>
+              <w:right w:val="single" w:sz="4" w:color="D9D9D9"/>
+            </w:tcBorders>
             <w:tcBorders>
               <w:top w:val="single" w:sz="4" w:color="D9D9D9"/>
               <w:left w:val="single" w:sz="4" w:color="D9D9D9"/>
@@ -2157,21 +2550,24 @@
             </w:tcBorders>
           </w:tcPr>
           <w:p>
-            <w:pPr>
-              <w:spacing w:after="100" w:before="100"/>
-            </w:pPr>
             <w:r>
               <w:rPr>
-                <w:b w:val="0"/>
-                <w:sz w:val="20"/>
+                <w:color w:val="000000"/>
+                <w:sz w:val="18"/>
               </w:rPr>
-              <w:t>0,0650</w:t>
+              <w:t>0,0628</w:t>
             </w:r>
           </w:p>
         </w:tc>
         <w:tc>
           <w:tcPr>
-            <w:tcW w:type="dxa" w:w="2484"/>
+            <w:tcW w:type="dxa" w:w="3024"/>
+            <w:tcBorders>
+              <w:top w:val="single" w:sz="4" w:color="D9D9D9"/>
+              <w:left w:val="single" w:sz="4" w:color="D9D9D9"/>
+              <w:bottom w:val="single" w:sz="4" w:color="D9D9D9"/>
+              <w:right w:val="single" w:sz="4" w:color="D9D9D9"/>
+            </w:tcBorders>
             <w:tcBorders>
               <w:top w:val="single" w:sz="4" w:color="D9D9D9"/>
               <w:left w:val="single" w:sz="4" w:color="D9D9D9"/>
@@ -2180,15 +2576,12 @@
             </w:tcBorders>
           </w:tcPr>
           <w:p>
-            <w:pPr>
-              <w:spacing w:after="100" w:before="100"/>
-            </w:pPr>
             <w:r>
               <w:rPr>
-                <w:b w:val="0"/>
-                <w:sz w:val="20"/>
+                <w:color w:val="000000"/>
+                <w:sz w:val="18"/>
               </w:rPr>
-              <w:t>0,5807</w:t>
+              <w:t>0,6318</w:t>
             </w:r>
           </w:p>
         </w:tc>
@@ -2196,7 +2589,13 @@
       <w:tr>
         <w:tc>
           <w:tcPr>
-            <w:tcW w:type="dxa" w:w="2484"/>
+            <w:tcW w:type="dxa" w:w="2304"/>
+            <w:tcBorders>
+              <w:top w:val="single" w:sz="4" w:color="D9D9D9"/>
+              <w:left w:val="single" w:sz="4" w:color="D9D9D9"/>
+              <w:bottom w:val="single" w:sz="4" w:color="D9D9D9"/>
+              <w:right w:val="single" w:sz="4" w:color="D9D9D9"/>
+            </w:tcBorders>
             <w:tcBorders>
               <w:top w:val="single" w:sz="4" w:color="D9D9D9"/>
               <w:left w:val="single" w:sz="4" w:color="D9D9D9"/>
@@ -2205,13 +2604,10 @@
             </w:tcBorders>
           </w:tcPr>
           <w:p>
-            <w:pPr>
-              <w:spacing w:after="100" w:before="100"/>
-            </w:pPr>
             <w:r>
               <w:rPr>
-                <w:b w:val="0"/>
-                <w:sz w:val="20"/>
+                <w:color w:val="000000"/>
+                <w:sz w:val="18"/>
               </w:rPr>
               <w:t>Физлица</w:t>
             </w:r>
@@ -2219,7 +2615,13 @@
         </w:tc>
         <w:tc>
           <w:tcPr>
-            <w:tcW w:type="dxa" w:w="2484"/>
+            <w:tcW w:type="dxa" w:w="2160"/>
+            <w:tcBorders>
+              <w:top w:val="single" w:sz="4" w:color="D9D9D9"/>
+              <w:left w:val="single" w:sz="4" w:color="D9D9D9"/>
+              <w:bottom w:val="single" w:sz="4" w:color="D9D9D9"/>
+              <w:right w:val="single" w:sz="4" w:color="D9D9D9"/>
+            </w:tcBorders>
             <w:tcBorders>
               <w:top w:val="single" w:sz="4" w:color="D9D9D9"/>
               <w:left w:val="single" w:sz="4" w:color="D9D9D9"/>
@@ -2228,21 +2630,24 @@
             </w:tcBorders>
           </w:tcPr>
           <w:p>
-            <w:pPr>
-              <w:spacing w:after="100" w:before="100"/>
-            </w:pPr>
             <w:r>
               <w:rPr>
-                <w:b w:val="0"/>
-                <w:sz w:val="20"/>
+                <w:color w:val="000000"/>
+                <w:sz w:val="18"/>
               </w:rPr>
-              <w:t>−0,1365</w:t>
+              <w:t>−0,2562</w:t>
             </w:r>
           </w:p>
         </w:tc>
         <w:tc>
           <w:tcPr>
-            <w:tcW w:type="dxa" w:w="2484"/>
+            <w:tcW w:type="dxa" w:w="2160"/>
+            <w:tcBorders>
+              <w:top w:val="single" w:sz="4" w:color="D9D9D9"/>
+              <w:left w:val="single" w:sz="4" w:color="D9D9D9"/>
+              <w:bottom w:val="single" w:sz="4" w:color="D9D9D9"/>
+              <w:right w:val="single" w:sz="4" w:color="D9D9D9"/>
+            </w:tcBorders>
             <w:tcBorders>
               <w:top w:val="single" w:sz="4" w:color="D9D9D9"/>
               <w:left w:val="single" w:sz="4" w:color="D9D9D9"/>
@@ -2251,21 +2656,24 @@
             </w:tcBorders>
           </w:tcPr>
           <w:p>
-            <w:pPr>
-              <w:spacing w:after="100" w:before="100"/>
-            </w:pPr>
             <w:r>
               <w:rPr>
-                <w:b w:val="0"/>
-                <w:sz w:val="20"/>
+                <w:color w:val="000000"/>
+                <w:sz w:val="18"/>
               </w:rPr>
-              <w:t>0,0768</w:t>
+              <w:t>0,0746</w:t>
             </w:r>
           </w:p>
         </w:tc>
         <w:tc>
           <w:tcPr>
-            <w:tcW w:type="dxa" w:w="2484"/>
+            <w:tcW w:type="dxa" w:w="3024"/>
+            <w:tcBorders>
+              <w:top w:val="single" w:sz="4" w:color="D9D9D9"/>
+              <w:left w:val="single" w:sz="4" w:color="D9D9D9"/>
+              <w:bottom w:val="single" w:sz="4" w:color="D9D9D9"/>
+              <w:right w:val="single" w:sz="4" w:color="D9D9D9"/>
+            </w:tcBorders>
             <w:tcBorders>
               <w:top w:val="single" w:sz="4" w:color="D9D9D9"/>
               <w:left w:val="single" w:sz="4" w:color="D9D9D9"/>
@@ -2274,15 +2682,12 @@
             </w:tcBorders>
           </w:tcPr>
           <w:p>
-            <w:pPr>
-              <w:spacing w:after="100" w:before="100"/>
-            </w:pPr>
             <w:r>
               <w:rPr>
-                <w:b w:val="0"/>
-                <w:sz w:val="20"/>
+                <w:color w:val="000000"/>
+                <w:sz w:val="18"/>
               </w:rPr>
-              <w:t>0,2163</w:t>
+              <w:t>0,1305</w:t>
             </w:r>
           </w:p>
         </w:tc>
@@ -2344,7 +2749,7 @@
     </w:p>
     <w:p>
       <w:r>
-        <w:t>На рисунке сопоставляются фактическая и прогнозная динамика по месяцам. Для бизнеса прогноз изменения равен нулю, поэтому линия модели горизонтальна. Расхождения с фактическими колебаниями показывают ошибки. Для физлиц прогноз бустинга изменяется, однако сохраняются заметные отклонения.</w:t>
+        <w:t>Графики показывают расхождения между фактическими изменениями ставок и прогнозами LightGBM. У бизнеса прогноз имеет небольшой диапазон колебаний; у физлиц сохраняются крупные ошибки. Модели не воспроизводят все месячные скачки.</w:t>
       </w:r>
     </w:p>
     <w:p>
@@ -2354,17 +2759,13 @@
     </w:p>
     <w:p>
       <w:r>
-        <w:t>Для выбранного постоянного прогноза бизнеса вклады признаков равны нулю. Общий SHAP-график LightGBM бизнеса описывает альтернативную модель. SHAP показывает логику прогноза и не доказывает причинное влияние инфляции на банковскую ставку.</w:t>
-      </w:r>
-    </w:p>
-    <w:p>
-      <w:r>
-        <w:br w:type="page"/>
+        <w:t>В трёх локальных разборах для бизнеса ведущие вклады составляют −0,0209 п.п. от волатильности изменений ставки в июле 2024, +0,0550 от неё же в апреле 2025 и +0,0379 от изменения ставки с лагом 3 в декабре 2025. У физлиц ведущие вклады равны −0,1657 и −0,2287 от среднего изменения ставки, затем −0,1241 от изменения с лагом 2. Это вклады в прогноз, а не причинные эффекты.</w:t>
       </w:r>
     </w:p>
     <w:p>
       <w:pPr>
         <w:pStyle w:val="Heading1"/>
+        <w:pageBreakBefore/>
       </w:pPr>
       <w:r>
         <w:t>5 Устойчивость и практические выводы</w:t>
@@ -2425,12 +2826,12 @@
     </w:p>
     <w:p>
       <w:r>
-        <w:t>PSI сравнивает распределения обучения и теста. Для пяти признаков каждой группы, выбранных по важности LightGBM на обучении, получены значения выше 0,25. Это сигнал изменения распределений и возможного снижения устойчивости; оценка ограничена 18 тестовыми месяцами. PSI прогнозов бустинга составляет около 0,169 для бизнеса и 0,191 для физлиц. Значение 0,057 для постоянного нулевого прогноза — артефакт сглаживания псевдосчётчиками при разном размере выборок, а не дрейф.</w:t>
+        <w:t>PSI сравнивает train и test по границам, заданным на train, с малым сглаживанием долей вместо прежних псевдосчётчиков 0,5. PSI прогнозов: 0,3586 у бизнеса (выше порога 0,25) и 0,1383 у физлиц. Все пять проверенных признаков каждой группы превышают 0,25. У бизнеса ненулевых SHAP-признаков меньше пяти, поэтому список дополнен признаками с нулевой важностью. При 18 тестовых месяцах PSI чувствителен к интервалам и сглаживанию.</w:t>
       </w:r>
     </w:p>
     <w:p>
       <w:r>
-        <w:t>Денежная оценка представляет условный эквивалент ошибки: MAE / 100 × 1 млрд тенге × 1 год. Для выбранных моделей это около 2,53 млн тенге у бизнеса и 10,85 млн тенге у физлиц. Это сценарная чувствительность процентного дохода к ошибке ставки, а не фактические потери или дополнительная прибыль банка.</w:t>
+        <w:t>Денежный сценарий: MAE / 100 × 1 млрд тенге × 1 год при постоянном условном объёме. Эквивалент годовой ошибки процентного дохода — около 2,48 млн тенге у бизнеса и 10,66 млн тенге у физлиц. Это масштаб ошибки ставки, а не фактические потери или дополнительная прибыль банка.</w:t>
       </w:r>
     </w:p>
     <w:p>
@@ -2439,13 +2840,9 @@
       </w:r>
     </w:p>
     <w:p>
-      <w:r>
-        <w:br w:type="page"/>
-      </w:r>
-    </w:p>
-    <w:p>
       <w:pPr>
         <w:pStyle w:val="Heading1"/>
+        <w:pageBreakBefore/>
       </w:pPr>
       <w:r>
         <w:t>6 Ограничения и воспроизводимость</w:t>
@@ -2458,12 +2855,12 @@
     </w:p>
     <w:p>
       <w:r>
-        <w:t>Исторические версии данных и календарь их публикаций не восстановлены. Обучающие данные за декабрь 2022 года могли ещё не быть опубликованы к началу первой валидации. Поэтому исследование следует считать ретроспективным экспериментом, а не подтверждённым прогнозированием в реальном времени. Кроме того, период 2024–2025 уже рассматривался в предыдущей учебной работе; абсолютную независимость теста от всего процесса исследования заявлять нельзя.</w:t>
+        <w:t>Календарь публикаций и исторические версии данных не восстановлены. Лаг t−2 и временные зазоры уменьшают риск утечки, но не подтверждают фактическую доступность всех данных. Это ретроспективный эксперимент. Тестовый период уже просматривался в предыдущих расчётах; повторный запуск не является новой независимой оценкой.</w:t>
       </w:r>
     </w:p>
     <w:p>
       <w:r>
-        <w:t>Малое число наблюдений ограничивает мощность теста Вальда и надёжность оценки бустинга. Высокий R² не достигнут. Упаковка проекта и повторение расчётов подтверждают техническую воспроизводимость, но не устраняют перечисленные методологические ограничения.</w:t>
+        <w:t>Малое число наблюдений ограничивает мощность теста Вальда и надёжность бустинга. Высокий R² не достигнут. Успешное выполнение блокнотов подтверждает работоспособность в использованной среде, но не устраняет методологические ограничения.</w:t>
       </w:r>
     </w:p>
     <w:p>
@@ -2476,12 +2873,12 @@
     </w:p>
     <w:p>
       <w:r>
-        <w:t>Репозиторий: https://github.com/BEJLIKAN/fintech-nbk-rates. Нужно скачать весь проект, сохранить структуру data, src, scripts и notebooks и открыть терминал в корневой папке. В README указана проверенная среда Python 3.12.14. Сначала выполняется python -m pip install -r requirements.txt, затем python run.py. Новые результаты записываются в results/reproduced; исходные сохранены в results/original.</w:t>
+        <w:t>Репозиторий: https://github.com/BEJLIKAN/fintech-nbk-rates. Основной проверенный путь — выполнить 01–04 из notebooks в Colab. Из 03 скачивается stage3_results.zip и загружается в 04 через предусмотренную ячейку. В рабочей среде Python 3.13.16; версии библиотек записаны в requirements.txt. Установка этих зависимостей в чистую среду отдельно не проверена. Для локального запуска предусмотрен python run.py.</w:t>
       </w:r>
     </w:p>
     <w:p>
       <w:r>
-        <w:t>Четыре ноутбука в notebooks соответствуют четырём этапам анализа и используют общие функции из src. Файл config.yaml фиксирует настройки, model.pkl содержит сохранённые модели, predict.py предоставляет функцию predict(df). Для лагов необходима непрерывная месячная история; первые четыре строки прогноза могут быть пустыми. Повторный запуск является проверкой расчётов, а не новой независимой оценкой качества.</w:t>
+        <w:t>В src находятся общие функции. config.yaml фиксирует настройки, model.pkl содержит модели, predict.py предоставляет predict(df). Нужна непрерывная месячная история; первые четыре строки не имеют достаточных лагов. Актуальные результаты находятся в results/reproduced, прежние — в results/original.</w:t>
       </w:r>
     </w:p>
     <w:p>
@@ -2494,13 +2891,13 @@
     </w:p>
     <w:p>
       <w:r>
-        <w:t>1. Национальный Банк Республики Казахстан. Репозиторий статистических данных: https://data.nationalbank.kz/ — кредитные и базовая ставки.</w:t>
+        <w:t>1. Национальный Банк Республики Казахстан: https://data.nationalbank.kz/ — кредитные и базовая ставки.</w:t>
         <w:br/>
-        <w:t>2. Бюро национальной статистики Республики Казахстан: https://stat.gov.kz/ — индекс потребительских цен.</w:t>
+        <w:t>2. Бюро национальной статистики: https://stat.gov.kz/ — индекс потребительских цен.</w:t>
         <w:br/>
-        <w:t>3. Таблицы ИПЦ, указанные в README проекта: https://stat.gov.kz/api/iblock/element/1550/file/ru/ и https://stat.gov.kz/api/iblock/element/14511/file/ru/.</w:t>
+        <w:t>3. Таблицы ИПЦ из README: https://stat.gov.kz/api/iblock/element/1550/file/ru/ и https://stat.gov.kz/api/iblock/element/14511/file/ru/.</w:t>
         <w:br/>
-        <w:t>4. Материалы расчётов: test_metrics.csv, test_predictions.csv, wald_train.csv, psi_results.csv, scenario_money_equivalent.csv и графики из results/original. Значения в отчёте округлены; первичные результаты сохранены в CSV.</w:t>
+        <w:t>4. Расчёты: test_metrics.csv, wald_train.csv, psi_results.csv, three_cases_per_group.csv, scenario_money_equivalent.csv и графики в results/reproduced/stage4_results. Значения округлены; полные результаты сохранены в CSV.</w:t>
       </w:r>
     </w:p>
     <w:sectPr>
@@ -3239,9 +3636,6 @@
     <w:qFormat/>
     <w:rsid w:val="00FC693F"/>
     <w:pPr>
-      <w:pBdr>
-        <w:bottom w:val="single" w:sz="8" w:space="4" w:color="4F81BD" w:themeColor="accent1"/>
-      </w:pBdr>
       <w:spacing w:after="300" w:line="240" w:lineRule="auto"/>
       <w:contextualSpacing/>
     </w:pPr>
@@ -3726,9 +4120,6 @@
     <w:qFormat/>
     <w:rsid w:val="00FC693F"/>
     <w:pPr>
-      <w:pBdr>
-        <w:bottom w:val="single" w:sz="4" w:space="4" w:color="4F81BD" w:themeColor="accent1"/>
-      </w:pBdr>
       <w:spacing w:before="200" w:after="280"/>
       <w:ind w:left="936" w:right="936"/>
     </w:pPr>
